--- a/TS-Kramam/TS-5.2/TS 5.2 Tamil Krama Paatam Corrections.docx
+++ b/TS-Kramam/TS-5.2/TS 5.2 Tamil Krama Paatam Corrections.docx
@@ -113,7 +113,7 @@
     </w:p>
     <w:tbl>
       <w:tblPr>
-        <w:tblW w:w="14395" w:type="dxa"/>
+        <w:tblW w:w="14537" w:type="dxa"/>
         <w:tblInd w:w="-792" w:type="dxa"/>
         <w:tblBorders>
           <w:top w:val="single" w:sz="4" w:space="0" w:color="000000"/>
@@ -127,7 +127,7 @@
       </w:tblPr>
       <w:tblGrid>
         <w:gridCol w:w="3906"/>
-        <w:gridCol w:w="5103"/>
+        <w:gridCol w:w="5245"/>
         <w:gridCol w:w="5386"/>
       </w:tblGrid>
       <w:tr>
@@ -180,7 +180,7 @@
         </w:tc>
         <w:tc>
           <w:tcPr>
-            <w:tcW w:w="5103" w:type="dxa"/>
+            <w:tcW w:w="5245" w:type="dxa"/>
           </w:tcPr>
           <w:p>
             <w:pPr>
@@ -377,7 +377,7 @@
         </w:tc>
         <w:tc>
           <w:tcPr>
-            <w:tcW w:w="5103" w:type="dxa"/>
+            <w:tcW w:w="5245" w:type="dxa"/>
           </w:tcPr>
           <w:p>
             <w:pPr>
@@ -1179,7 +1179,7 @@
         </w:tc>
         <w:tc>
           <w:tcPr>
-            <w:tcW w:w="5103" w:type="dxa"/>
+            <w:tcW w:w="5245" w:type="dxa"/>
           </w:tcPr>
           <w:p>
             <w:pPr>
@@ -2011,7 +2011,7 @@
         </w:tc>
         <w:tc>
           <w:tcPr>
-            <w:tcW w:w="5103" w:type="dxa"/>
+            <w:tcW w:w="5245" w:type="dxa"/>
           </w:tcPr>
           <w:p>
             <w:pPr>
@@ -2564,7 +2564,7 @@
         </w:tc>
         <w:tc>
           <w:tcPr>
-            <w:tcW w:w="5103" w:type="dxa"/>
+            <w:tcW w:w="5245" w:type="dxa"/>
           </w:tcPr>
           <w:p>
             <w:pPr>
@@ -3154,7 +3154,7 @@
         </w:tc>
         <w:tc>
           <w:tcPr>
-            <w:tcW w:w="5103" w:type="dxa"/>
+            <w:tcW w:w="5245" w:type="dxa"/>
           </w:tcPr>
           <w:p>
             <w:pPr>
@@ -3717,7 +3717,7 @@
         </w:tc>
         <w:tc>
           <w:tcPr>
-            <w:tcW w:w="5103" w:type="dxa"/>
+            <w:tcW w:w="5245" w:type="dxa"/>
           </w:tcPr>
           <w:p>
             <w:pPr>
@@ -4528,7 +4528,7 @@
         </w:tc>
         <w:tc>
           <w:tcPr>
-            <w:tcW w:w="5103" w:type="dxa"/>
+            <w:tcW w:w="5245" w:type="dxa"/>
           </w:tcPr>
           <w:p>
             <w:pPr>
@@ -5069,7 +5069,7 @@
         </w:tc>
         <w:tc>
           <w:tcPr>
-            <w:tcW w:w="5103" w:type="dxa"/>
+            <w:tcW w:w="5245" w:type="dxa"/>
           </w:tcPr>
           <w:p>
             <w:pPr>
@@ -5813,7 +5813,7 @@
         </w:tc>
         <w:tc>
           <w:tcPr>
-            <w:tcW w:w="5103" w:type="dxa"/>
+            <w:tcW w:w="5245" w:type="dxa"/>
           </w:tcPr>
           <w:p>
             <w:pPr>
@@ -6826,7 +6826,7 @@
         </w:tc>
         <w:tc>
           <w:tcPr>
-            <w:tcW w:w="5103" w:type="dxa"/>
+            <w:tcW w:w="5245" w:type="dxa"/>
           </w:tcPr>
           <w:p>
             <w:pPr>
@@ -7385,7 +7385,7 @@
         </w:tc>
         <w:tc>
           <w:tcPr>
-            <w:tcW w:w="5103" w:type="dxa"/>
+            <w:tcW w:w="5245" w:type="dxa"/>
           </w:tcPr>
           <w:p>
             <w:pPr>
@@ -7448,7 +7448,6 @@
                 <w:rFonts w:ascii="Latha" w:hAnsi="Latha" w:cs="Latha"/>
                 <w:sz w:val="28"/>
                 <w:szCs w:val="28"/>
-                <w:highlight w:val="cyan"/>
                 <w:cs/>
                 <w:lang w:bidi="ta-IN"/>
               </w:rPr>
@@ -7930,7 +7929,7 @@
         </w:tc>
         <w:tc>
           <w:tcPr>
-            <w:tcW w:w="5103" w:type="dxa"/>
+            <w:tcW w:w="5245" w:type="dxa"/>
           </w:tcPr>
           <w:p>
             <w:pPr>
@@ -8540,6 +8539,1545 @@
             <w:r>
               <w:rPr>
                 <w:rFonts w:ascii="Latha" w:hAnsi="Latha" w:cs="Latha"/>
+                <w:sz w:val="28"/>
+                <w:szCs w:val="28"/>
+                <w:lang w:val="it-IT" w:bidi="ta-IN"/>
+              </w:rPr>
+              <w:t xml:space="preserve"> |</w:t>
+            </w:r>
+          </w:p>
+        </w:tc>
+      </w:tr>
+      <w:tr>
+        <w:trPr>
+          <w:trHeight w:val="1331"/>
+        </w:trPr>
+        <w:tc>
+          <w:tcPr>
+            <w:tcW w:w="3906" w:type="dxa"/>
+          </w:tcPr>
+          <w:p>
+            <w:pPr>
+              <w:widowControl w:val="0"/>
+              <w:tabs>
+                <w:tab w:val="left" w:pos="993"/>
+              </w:tabs>
+              <w:autoSpaceDE w:val="0"/>
+              <w:autoSpaceDN w:val="0"/>
+              <w:adjustRightInd w:val="0"/>
+              <w:spacing w:before="0" w:line="252" w:lineRule="auto"/>
+              <w:ind w:right="297"/>
+              <w:rPr>
+                <w:rFonts w:cs="Arial"/>
+                <w:b/>
+                <w:sz w:val="28"/>
+                <w:szCs w:val="32"/>
+              </w:rPr>
+            </w:pPr>
+            <w:r>
+              <w:rPr>
+                <w:rFonts w:cs="Arial"/>
+                <w:b/>
+                <w:sz w:val="28"/>
+                <w:szCs w:val="32"/>
+              </w:rPr>
+              <w:t>T.S.5.2.</w:t>
+            </w:r>
+            <w:r>
+              <w:rPr>
+                <w:rFonts w:cs="Arial"/>
+                <w:b/>
+                <w:sz w:val="28"/>
+                <w:szCs w:val="32"/>
+              </w:rPr>
+              <w:t>8.6</w:t>
+            </w:r>
+            <w:r>
+              <w:rPr>
+                <w:rFonts w:cs="Arial"/>
+                <w:b/>
+                <w:sz w:val="28"/>
+                <w:szCs w:val="32"/>
+              </w:rPr>
+              <w:t xml:space="preserve"> – Kramam</w:t>
+            </w:r>
+          </w:p>
+          <w:p>
+            <w:pPr>
+              <w:widowControl w:val="0"/>
+              <w:tabs>
+                <w:tab w:val="left" w:pos="993"/>
+              </w:tabs>
+              <w:autoSpaceDE w:val="0"/>
+              <w:autoSpaceDN w:val="0"/>
+              <w:adjustRightInd w:val="0"/>
+              <w:spacing w:before="0" w:line="252" w:lineRule="auto"/>
+              <w:ind w:right="297"/>
+              <w:rPr>
+                <w:rFonts w:cs="Arial"/>
+                <w:b/>
+                <w:sz w:val="28"/>
+                <w:szCs w:val="32"/>
+                <w:lang w:val="en-IN"/>
+              </w:rPr>
+            </w:pPr>
+            <w:r>
+              <w:rPr>
+                <w:rFonts w:cs="Arial"/>
+                <w:b/>
+                <w:sz w:val="28"/>
+                <w:szCs w:val="32"/>
+                <w:lang w:val="en-IN"/>
+              </w:rPr>
+              <w:t xml:space="preserve">Krama Vaakyam No.– </w:t>
+            </w:r>
+            <w:r>
+              <w:rPr>
+                <w:rFonts w:cs="Arial"/>
+                <w:b/>
+                <w:sz w:val="28"/>
+                <w:szCs w:val="32"/>
+                <w:lang w:val="en-IN"/>
+              </w:rPr>
+              <w:t>19</w:t>
+            </w:r>
+          </w:p>
+          <w:p>
+            <w:pPr>
+              <w:widowControl w:val="0"/>
+              <w:tabs>
+                <w:tab w:val="left" w:pos="993"/>
+              </w:tabs>
+              <w:autoSpaceDE w:val="0"/>
+              <w:autoSpaceDN w:val="0"/>
+              <w:adjustRightInd w:val="0"/>
+              <w:spacing w:before="0" w:line="252" w:lineRule="auto"/>
+              <w:ind w:right="297"/>
+              <w:rPr>
+                <w:rFonts w:cs="Arial"/>
+                <w:b/>
+                <w:sz w:val="28"/>
+                <w:szCs w:val="32"/>
+                <w:lang w:val="it-IT"/>
+              </w:rPr>
+            </w:pPr>
+            <w:r>
+              <w:rPr>
+                <w:rFonts w:cs="Arial"/>
+                <w:b/>
+                <w:sz w:val="28"/>
+                <w:szCs w:val="32"/>
+                <w:lang w:val="it-IT"/>
+              </w:rPr>
+              <w:t>Panchaati No</w:t>
+            </w:r>
+            <w:r>
+              <w:rPr>
+                <w:rFonts w:cs="Arial"/>
+                <w:b/>
+                <w:szCs w:val="32"/>
+                <w:lang w:val="it-IT"/>
+              </w:rPr>
+              <w:t xml:space="preserve">. - </w:t>
+            </w:r>
+            <w:r>
+              <w:rPr>
+                <w:rFonts w:cs="Arial"/>
+                <w:b/>
+                <w:sz w:val="28"/>
+                <w:szCs w:val="32"/>
+                <w:lang w:val="it-IT"/>
+              </w:rPr>
+              <w:t>4</w:t>
+            </w:r>
+            <w:r>
+              <w:rPr>
+                <w:rFonts w:cs="Arial"/>
+                <w:b/>
+                <w:sz w:val="28"/>
+                <w:szCs w:val="32"/>
+                <w:lang w:val="it-IT"/>
+              </w:rPr>
+              <w:t>6</w:t>
+            </w:r>
+          </w:p>
+        </w:tc>
+        <w:tc>
+          <w:tcPr>
+            <w:tcW w:w="5245" w:type="dxa"/>
+          </w:tcPr>
+          <w:p>
+            <w:pPr>
+              <w:widowControl w:val="0"/>
+              <w:autoSpaceDE w:val="0"/>
+              <w:autoSpaceDN w:val="0"/>
+              <w:adjustRightInd w:val="0"/>
+              <w:spacing w:before="0" w:line="240" w:lineRule="auto"/>
+              <w:rPr>
+                <w:rFonts w:ascii="Latha" w:hAnsi="Latha" w:cs="Latha"/>
+                <w:sz w:val="28"/>
+                <w:szCs w:val="28"/>
+                <w:cs/>
+                <w:lang w:bidi="ta-IN"/>
+              </w:rPr>
+            </w:pPr>
+            <w:r>
+              <w:rPr>
+                <w:rFonts w:ascii="Latha" w:hAnsi="Latha" w:cs="Latha"/>
+                <w:sz w:val="28"/>
+                <w:szCs w:val="28"/>
+                <w:cs/>
+                <w:lang w:bidi="ta-IN"/>
+              </w:rPr>
+              <w:t>யத்</w:t>
+            </w:r>
+            <w:r>
+              <w:rPr>
+                <w:rFonts w:ascii="Latha" w:hAnsi="Latha" w:cs="Latha"/>
+                <w:b/>
+                <w:bCs/>
+                <w:position w:val="-12"/>
+                <w:sz w:val="28"/>
+                <w:szCs w:val="28"/>
+                <w:cs/>
+                <w:lang w:bidi="ta-IN"/>
+              </w:rPr>
+              <w:t>3</w:t>
+            </w:r>
+            <w:r>
+              <w:rPr>
+                <w:rFonts w:ascii="Latha" w:hAnsi="Latha" w:cs="Latha"/>
+                <w:sz w:val="28"/>
+                <w:szCs w:val="28"/>
+                <w:lang w:val="it-IT" w:bidi="ta-IN"/>
+              </w:rPr>
+              <w:t xml:space="preserve"> </w:t>
+            </w:r>
+            <w:r>
+              <w:rPr>
+                <w:rFonts w:ascii="Latha" w:hAnsi="Latha" w:cs="Latha"/>
+                <w:sz w:val="28"/>
+                <w:szCs w:val="28"/>
+                <w:highlight w:val="yellow"/>
+                <w:cs/>
+                <w:lang w:bidi="ta-IN"/>
+              </w:rPr>
+              <w:t>த</w:t>
+            </w:r>
+            <w:r>
+              <w:rPr>
+                <w:rFonts w:ascii="Latha" w:hAnsi="Latha" w:cs="Latha"/>
+                <w:b/>
+                <w:bCs/>
+                <w:position w:val="-12"/>
+                <w:sz w:val="28"/>
+                <w:szCs w:val="28"/>
+                <w:highlight w:val="yellow"/>
+                <w:cs/>
+                <w:lang w:bidi="ta-IN"/>
+              </w:rPr>
+              <w:t>3</w:t>
+            </w:r>
+            <w:r>
+              <w:rPr>
+                <w:rFonts w:ascii="Latha" w:hAnsi="Latha" w:cs="Latha"/>
+                <w:sz w:val="28"/>
+                <w:szCs w:val="28"/>
+                <w:highlight w:val="yellow"/>
+                <w:cs/>
+                <w:lang w:bidi="ta-IN"/>
+              </w:rPr>
+              <w:t>த்</w:t>
+            </w:r>
+            <w:r>
+              <w:rPr>
+                <w:rFonts w:ascii="Latha" w:hAnsi="Latha" w:cs="Latha"/>
+                <w:b/>
+                <w:bCs/>
+                <w:position w:val="-12"/>
+                <w:sz w:val="28"/>
+                <w:szCs w:val="28"/>
+                <w:highlight w:val="yellow"/>
+                <w:cs/>
+                <w:lang w:bidi="ta-IN"/>
+              </w:rPr>
+              <w:t>3</w:t>
+            </w:r>
+            <w:r>
+              <w:rPr>
+                <w:rFonts w:ascii="Latha" w:hAnsi="Latha" w:cs="Latha"/>
+                <w:sz w:val="28"/>
+                <w:szCs w:val="28"/>
+                <w:highlight w:val="yellow"/>
+                <w:cs/>
+                <w:lang w:bidi="ta-IN"/>
+              </w:rPr>
+              <w:t>‌தி</w:t>
+            </w:r>
+            <w:r>
+              <w:rPr>
+                <w:rFonts w:ascii="BRH Tamil Tab Extra" w:hAnsi="BRH Tamil Tab Extra" w:cs="Latha"/>
+                <w:b/>
+                <w:sz w:val="36"/>
+                <w:szCs w:val="28"/>
+                <w:highlight w:val="yellow"/>
+                <w:lang w:val="it-IT" w:bidi="ta-IN"/>
+              </w:rPr>
+              <w:t>†</w:t>
+            </w:r>
+            <w:r>
+              <w:rPr>
+                <w:rFonts w:ascii="Latha" w:hAnsi="Latha" w:cs="Latha"/>
+                <w:b/>
+                <w:bCs/>
+                <w:position w:val="-12"/>
+                <w:sz w:val="28"/>
+                <w:szCs w:val="28"/>
+                <w:highlight w:val="yellow"/>
+                <w:cs/>
+                <w:lang w:bidi="ta-IN"/>
+              </w:rPr>
+              <w:t>4</w:t>
+            </w:r>
+            <w:r>
+              <w:rPr>
+                <w:rFonts w:ascii="Latha" w:hAnsi="Latha" w:cs="Latha"/>
+                <w:sz w:val="28"/>
+                <w:szCs w:val="28"/>
+                <w:lang w:val="it-IT" w:bidi="ta-IN"/>
+              </w:rPr>
+              <w:t xml:space="preserve"> | </w:t>
+            </w:r>
+            <w:r>
+              <w:rPr>
+                <w:rFonts w:ascii="Latha" w:hAnsi="Latha" w:cs="Latha"/>
+                <w:sz w:val="28"/>
+                <w:szCs w:val="28"/>
+                <w:cs/>
+                <w:lang w:bidi="ta-IN"/>
+              </w:rPr>
+              <w:t>த</w:t>
+            </w:r>
+            <w:r>
+              <w:rPr>
+                <w:rFonts w:ascii="Latha" w:hAnsi="Latha" w:cs="Latha"/>
+                <w:b/>
+                <w:bCs/>
+                <w:position w:val="-12"/>
+                <w:sz w:val="28"/>
+                <w:szCs w:val="28"/>
+                <w:cs/>
+                <w:lang w:bidi="ta-IN"/>
+              </w:rPr>
+              <w:t>3</w:t>
+            </w:r>
+            <w:r>
+              <w:rPr>
+                <w:rFonts w:ascii="Latha" w:hAnsi="Latha" w:cs="Latha"/>
+                <w:sz w:val="28"/>
+                <w:szCs w:val="28"/>
+                <w:cs/>
+                <w:lang w:bidi="ta-IN"/>
+              </w:rPr>
+              <w:t>த்</w:t>
+            </w:r>
+            <w:r>
+              <w:rPr>
+                <w:rFonts w:ascii="Latha" w:hAnsi="Latha" w:cs="Latha"/>
+                <w:b/>
+                <w:bCs/>
+                <w:position w:val="-12"/>
+                <w:sz w:val="28"/>
+                <w:szCs w:val="28"/>
+                <w:cs/>
+                <w:lang w:bidi="ta-IN"/>
+              </w:rPr>
+              <w:t>3</w:t>
+            </w:r>
+            <w:r>
+              <w:rPr>
+                <w:rFonts w:ascii="Latha" w:hAnsi="Latha" w:cs="Latha"/>
+                <w:sz w:val="28"/>
+                <w:szCs w:val="28"/>
+                <w:cs/>
+                <w:lang w:bidi="ta-IN"/>
+              </w:rPr>
+              <w:t>த்</w:t>
+            </w:r>
+            <w:r>
+              <w:rPr>
+                <w:rFonts w:ascii="Latha" w:hAnsi="Latha" w:cs="Latha"/>
+                <w:b/>
+                <w:bCs/>
+                <w:position w:val="-12"/>
+                <w:sz w:val="28"/>
+                <w:szCs w:val="28"/>
+                <w:cs/>
+                <w:lang w:bidi="ta-IN"/>
+              </w:rPr>
+              <w:t>4</w:t>
+            </w:r>
+            <w:r>
+              <w:rPr>
+                <w:rFonts w:ascii="Latha" w:hAnsi="Latha" w:cs="Latha"/>
+                <w:sz w:val="28"/>
+                <w:szCs w:val="28"/>
+                <w:cs/>
+                <w:lang w:bidi="ta-IN"/>
+              </w:rPr>
+              <w:t>யா</w:t>
+            </w:r>
+            <w:r>
+              <w:rPr>
+                <w:rFonts w:ascii="BRH Tamil Tab Extra" w:hAnsi="BRH Tamil Tab Extra" w:cs="Latha"/>
+                <w:b/>
+                <w:sz w:val="36"/>
+                <w:szCs w:val="28"/>
+                <w:lang w:val="it-IT" w:bidi="ta-IN"/>
+              </w:rPr>
+              <w:t>†</w:t>
+            </w:r>
+            <w:r>
+              <w:rPr>
+                <w:rFonts w:ascii="Latha" w:hAnsi="Latha" w:cs="Latha"/>
+                <w:sz w:val="28"/>
+                <w:szCs w:val="28"/>
+                <w:cs/>
+                <w:lang w:bidi="ta-IN"/>
+              </w:rPr>
+              <w:t>ர</w:t>
+            </w:r>
+            <w:r>
+              <w:rPr>
+                <w:rFonts w:ascii="BRH Tamil Tab Extra" w:hAnsi="BRH Tamil Tab Extra" w:cs="Latha"/>
+                <w:b/>
+                <w:sz w:val="32"/>
+                <w:szCs w:val="28"/>
+                <w:lang w:val="it-IT" w:bidi="ta-IN"/>
+              </w:rPr>
+              <w:t>…</w:t>
+            </w:r>
+            <w:r>
+              <w:rPr>
+                <w:rFonts w:ascii="Latha" w:hAnsi="Latha" w:cs="Latha"/>
+                <w:sz w:val="28"/>
+                <w:szCs w:val="28"/>
+                <w:cs/>
+                <w:lang w:bidi="ta-IN"/>
+              </w:rPr>
+              <w:t>ண்யம்</w:t>
+            </w:r>
+            <w:r>
+              <w:rPr>
+                <w:rFonts w:ascii="Latha" w:hAnsi="Latha" w:cs="Latha"/>
+                <w:sz w:val="28"/>
+                <w:szCs w:val="28"/>
+                <w:lang w:val="it-IT" w:bidi="ta-IN"/>
+              </w:rPr>
+              <w:t xml:space="preserve"> |</w:t>
+            </w:r>
+          </w:p>
+        </w:tc>
+        <w:tc>
+          <w:tcPr>
+            <w:tcW w:w="5386" w:type="dxa"/>
+          </w:tcPr>
+          <w:p>
+            <w:pPr>
+              <w:widowControl w:val="0"/>
+              <w:autoSpaceDE w:val="0"/>
+              <w:autoSpaceDN w:val="0"/>
+              <w:adjustRightInd w:val="0"/>
+              <w:spacing w:before="0" w:line="240" w:lineRule="auto"/>
+              <w:rPr>
+                <w:rFonts w:ascii="Latha" w:hAnsi="Latha" w:cs="Latha"/>
+                <w:sz w:val="28"/>
+                <w:szCs w:val="28"/>
+                <w:cs/>
+                <w:lang w:bidi="ta-IN"/>
+              </w:rPr>
+            </w:pPr>
+            <w:r>
+              <w:rPr>
+                <w:rFonts w:ascii="Latha" w:hAnsi="Latha" w:cs="Latha"/>
+                <w:sz w:val="28"/>
+                <w:szCs w:val="28"/>
+                <w:cs/>
+                <w:lang w:bidi="ta-IN"/>
+              </w:rPr>
+              <w:t>யத்</w:t>
+            </w:r>
+            <w:r>
+              <w:rPr>
+                <w:rFonts w:ascii="Latha" w:hAnsi="Latha" w:cs="Latha"/>
+                <w:b/>
+                <w:bCs/>
+                <w:position w:val="-12"/>
+                <w:sz w:val="28"/>
+                <w:szCs w:val="28"/>
+                <w:cs/>
+                <w:lang w:bidi="ta-IN"/>
+              </w:rPr>
+              <w:t>3</w:t>
+            </w:r>
+            <w:r>
+              <w:rPr>
+                <w:rFonts w:ascii="Latha" w:hAnsi="Latha" w:cs="Latha"/>
+                <w:sz w:val="28"/>
+                <w:szCs w:val="28"/>
+                <w:lang w:bidi="ta-IN"/>
+              </w:rPr>
+              <w:t xml:space="preserve"> </w:t>
+            </w:r>
+            <w:r>
+              <w:rPr>
+                <w:rFonts w:ascii="Latha" w:hAnsi="Latha" w:cs="Latha"/>
+                <w:sz w:val="28"/>
+                <w:szCs w:val="28"/>
+                <w:highlight w:val="green"/>
+                <w:cs/>
+                <w:lang w:bidi="ta-IN"/>
+              </w:rPr>
+              <w:t>த</w:t>
+            </w:r>
+            <w:r>
+              <w:rPr>
+                <w:rFonts w:ascii="Latha" w:hAnsi="Latha" w:cs="Latha"/>
+                <w:b/>
+                <w:bCs/>
+                <w:position w:val="-12"/>
+                <w:sz w:val="28"/>
+                <w:szCs w:val="28"/>
+                <w:highlight w:val="green"/>
+                <w:cs/>
+                <w:lang w:bidi="ta-IN"/>
+              </w:rPr>
+              <w:t>3</w:t>
+            </w:r>
+            <w:r>
+              <w:rPr>
+                <w:rFonts w:ascii="Latha" w:hAnsi="Latha" w:cs="Latha"/>
+                <w:sz w:val="28"/>
+                <w:szCs w:val="28"/>
+                <w:highlight w:val="green"/>
+                <w:cs/>
+                <w:lang w:bidi="ta-IN"/>
+              </w:rPr>
+              <w:t>தி</w:t>
+            </w:r>
+            <w:r>
+              <w:rPr>
+                <w:rFonts w:ascii="BRH Tamil Tab Extra" w:hAnsi="BRH Tamil Tab Extra" w:cs="Latha"/>
+                <w:b/>
+                <w:sz w:val="36"/>
+                <w:szCs w:val="28"/>
+                <w:highlight w:val="green"/>
+                <w:lang w:bidi="ta-IN"/>
+              </w:rPr>
+              <w:t>†</w:t>
+            </w:r>
+            <w:r>
+              <w:rPr>
+                <w:rFonts w:ascii="Latha" w:hAnsi="Latha" w:cs="Latha"/>
+                <w:b/>
+                <w:bCs/>
+                <w:position w:val="-12"/>
+                <w:sz w:val="28"/>
+                <w:szCs w:val="28"/>
+                <w:highlight w:val="green"/>
+                <w:cs/>
+                <w:lang w:bidi="ta-IN"/>
+              </w:rPr>
+              <w:t>4</w:t>
+            </w:r>
+            <w:r>
+              <w:rPr>
+                <w:rFonts w:ascii="Latha" w:hAnsi="Latha" w:cs="Latha"/>
+                <w:sz w:val="28"/>
+                <w:szCs w:val="28"/>
+                <w:lang w:bidi="ta-IN"/>
+              </w:rPr>
+              <w:t xml:space="preserve"> | </w:t>
+            </w:r>
+            <w:r>
+              <w:rPr>
+                <w:rFonts w:ascii="Latha" w:hAnsi="Latha" w:cs="Latha"/>
+                <w:sz w:val="28"/>
+                <w:szCs w:val="28"/>
+                <w:cs/>
+                <w:lang w:bidi="ta-IN"/>
+              </w:rPr>
+              <w:t>த</w:t>
+            </w:r>
+            <w:r>
+              <w:rPr>
+                <w:rFonts w:ascii="Latha" w:hAnsi="Latha" w:cs="Latha"/>
+                <w:b/>
+                <w:bCs/>
+                <w:position w:val="-12"/>
+                <w:sz w:val="28"/>
+                <w:szCs w:val="28"/>
+                <w:cs/>
+                <w:lang w:bidi="ta-IN"/>
+              </w:rPr>
+              <w:t>3</w:t>
+            </w:r>
+            <w:r>
+              <w:rPr>
+                <w:rFonts w:ascii="Latha" w:hAnsi="Latha" w:cs="Latha"/>
+                <w:sz w:val="28"/>
+                <w:szCs w:val="28"/>
+                <w:cs/>
+                <w:lang w:bidi="ta-IN"/>
+              </w:rPr>
+              <w:t>த்</w:t>
+            </w:r>
+            <w:r>
+              <w:rPr>
+                <w:rFonts w:ascii="Latha" w:hAnsi="Latha" w:cs="Latha"/>
+                <w:b/>
+                <w:bCs/>
+                <w:position w:val="-12"/>
+                <w:sz w:val="28"/>
+                <w:szCs w:val="28"/>
+                <w:cs/>
+                <w:lang w:bidi="ta-IN"/>
+              </w:rPr>
+              <w:t>3</w:t>
+            </w:r>
+            <w:r>
+              <w:rPr>
+                <w:rFonts w:ascii="Latha" w:hAnsi="Latha" w:cs="Latha"/>
+                <w:sz w:val="28"/>
+                <w:szCs w:val="28"/>
+                <w:cs/>
+                <w:lang w:bidi="ta-IN"/>
+              </w:rPr>
+              <w:t>த்</w:t>
+            </w:r>
+            <w:r>
+              <w:rPr>
+                <w:rFonts w:ascii="Latha" w:hAnsi="Latha" w:cs="Latha"/>
+                <w:b/>
+                <w:bCs/>
+                <w:position w:val="-12"/>
+                <w:sz w:val="28"/>
+                <w:szCs w:val="28"/>
+                <w:cs/>
+                <w:lang w:bidi="ta-IN"/>
+              </w:rPr>
+              <w:t>4</w:t>
+            </w:r>
+            <w:r>
+              <w:rPr>
+                <w:rFonts w:ascii="Latha" w:hAnsi="Latha" w:cs="Latha"/>
+                <w:sz w:val="28"/>
+                <w:szCs w:val="28"/>
+                <w:cs/>
+                <w:lang w:bidi="ta-IN"/>
+              </w:rPr>
+              <w:t>யா</w:t>
+            </w:r>
+            <w:r>
+              <w:rPr>
+                <w:rFonts w:ascii="BRH Tamil Tab Extra" w:hAnsi="BRH Tamil Tab Extra" w:cs="Latha"/>
+                <w:b/>
+                <w:sz w:val="36"/>
+                <w:szCs w:val="28"/>
+                <w:lang w:bidi="ta-IN"/>
+              </w:rPr>
+              <w:t>†</w:t>
+            </w:r>
+            <w:r>
+              <w:rPr>
+                <w:rFonts w:ascii="Latha" w:hAnsi="Latha" w:cs="Latha"/>
+                <w:sz w:val="28"/>
+                <w:szCs w:val="28"/>
+                <w:cs/>
+                <w:lang w:bidi="ta-IN"/>
+              </w:rPr>
+              <w:t>ர</w:t>
+            </w:r>
+            <w:r>
+              <w:rPr>
+                <w:rFonts w:ascii="BRH Tamil Tab Extra" w:hAnsi="BRH Tamil Tab Extra" w:cs="Latha"/>
+                <w:b/>
+                <w:sz w:val="32"/>
+                <w:szCs w:val="28"/>
+                <w:lang w:bidi="ta-IN"/>
+              </w:rPr>
+              <w:t>…</w:t>
+            </w:r>
+            <w:r>
+              <w:rPr>
+                <w:rFonts w:ascii="Latha" w:hAnsi="Latha" w:cs="Latha"/>
+                <w:sz w:val="28"/>
+                <w:szCs w:val="28"/>
+                <w:cs/>
+                <w:lang w:bidi="ta-IN"/>
+              </w:rPr>
+              <w:t>ண்யம்</w:t>
+            </w:r>
+            <w:r>
+              <w:rPr>
+                <w:rFonts w:ascii="Latha" w:hAnsi="Latha" w:cs="Latha"/>
+                <w:sz w:val="28"/>
+                <w:szCs w:val="28"/>
+                <w:lang w:bidi="ta-IN"/>
+              </w:rPr>
+              <w:t xml:space="preserve"> |</w:t>
+            </w:r>
+          </w:p>
+        </w:tc>
+      </w:tr>
+      <w:tr>
+        <w:trPr>
+          <w:trHeight w:val="1685"/>
+        </w:trPr>
+        <w:tc>
+          <w:tcPr>
+            <w:tcW w:w="3906" w:type="dxa"/>
+          </w:tcPr>
+          <w:p>
+            <w:pPr>
+              <w:widowControl w:val="0"/>
+              <w:tabs>
+                <w:tab w:val="left" w:pos="993"/>
+              </w:tabs>
+              <w:autoSpaceDE w:val="0"/>
+              <w:autoSpaceDN w:val="0"/>
+              <w:adjustRightInd w:val="0"/>
+              <w:spacing w:before="0" w:line="240" w:lineRule="auto"/>
+              <w:ind w:right="297"/>
+              <w:rPr>
+                <w:rFonts w:cs="Arial"/>
+                <w:b/>
+                <w:color w:val="EE0000"/>
+                <w:sz w:val="28"/>
+                <w:szCs w:val="32"/>
+              </w:rPr>
+            </w:pPr>
+            <w:r>
+              <w:rPr>
+                <w:rFonts w:cs="Arial"/>
+                <w:b/>
+                <w:color w:val="EE0000"/>
+                <w:sz w:val="28"/>
+                <w:szCs w:val="32"/>
+              </w:rPr>
+              <w:t>T.S.5.2.9.3 – Kramam</w:t>
+            </w:r>
+          </w:p>
+          <w:p>
+            <w:pPr>
+              <w:widowControl w:val="0"/>
+              <w:tabs>
+                <w:tab w:val="left" w:pos="993"/>
+              </w:tabs>
+              <w:autoSpaceDE w:val="0"/>
+              <w:autoSpaceDN w:val="0"/>
+              <w:adjustRightInd w:val="0"/>
+              <w:spacing w:before="0" w:line="240" w:lineRule="auto"/>
+              <w:ind w:right="297"/>
+              <w:rPr>
+                <w:rFonts w:cs="Arial"/>
+                <w:b/>
+                <w:color w:val="EE0000"/>
+                <w:sz w:val="28"/>
+                <w:szCs w:val="32"/>
+                <w:lang w:val="en-IN"/>
+              </w:rPr>
+            </w:pPr>
+            <w:r>
+              <w:rPr>
+                <w:rFonts w:cs="Arial"/>
+                <w:b/>
+                <w:color w:val="EE0000"/>
+                <w:sz w:val="28"/>
+                <w:szCs w:val="32"/>
+                <w:lang w:val="en-IN"/>
+              </w:rPr>
+              <w:t>Krama Vaakyam No.– 42,43</w:t>
+            </w:r>
+          </w:p>
+          <w:p>
+            <w:pPr>
+              <w:widowControl w:val="0"/>
+              <w:tabs>
+                <w:tab w:val="left" w:pos="993"/>
+              </w:tabs>
+              <w:autoSpaceDE w:val="0"/>
+              <w:autoSpaceDN w:val="0"/>
+              <w:adjustRightInd w:val="0"/>
+              <w:spacing w:before="0" w:line="240" w:lineRule="auto"/>
+              <w:ind w:right="297"/>
+              <w:rPr>
+                <w:rFonts w:cs="Arial"/>
+                <w:b/>
+                <w:color w:val="EE0000"/>
+                <w:sz w:val="28"/>
+                <w:szCs w:val="28"/>
+                <w:lang w:val="it-IT"/>
+              </w:rPr>
+            </w:pPr>
+            <w:r>
+              <w:rPr>
+                <w:rFonts w:cs="Arial"/>
+                <w:b/>
+                <w:color w:val="EE0000"/>
+                <w:sz w:val="28"/>
+                <w:szCs w:val="32"/>
+                <w:lang w:val="it-IT"/>
+              </w:rPr>
+              <w:t>Panchaati No</w:t>
+            </w:r>
+            <w:r>
+              <w:rPr>
+                <w:rFonts w:cs="Arial"/>
+                <w:b/>
+                <w:color w:val="EE0000"/>
+                <w:szCs w:val="32"/>
+                <w:lang w:val="it-IT"/>
+              </w:rPr>
+              <w:t xml:space="preserve">. - </w:t>
+            </w:r>
+            <w:r>
+              <w:rPr>
+                <w:rFonts w:cs="Arial"/>
+                <w:b/>
+                <w:color w:val="EE0000"/>
+                <w:sz w:val="28"/>
+                <w:szCs w:val="32"/>
+                <w:lang w:val="it-IT"/>
+              </w:rPr>
+              <w:t>50</w:t>
+            </w:r>
+          </w:p>
+        </w:tc>
+        <w:tc>
+          <w:tcPr>
+            <w:tcW w:w="5245" w:type="dxa"/>
+          </w:tcPr>
+          <w:p>
+            <w:pPr>
+              <w:widowControl w:val="0"/>
+              <w:autoSpaceDE w:val="0"/>
+              <w:autoSpaceDN w:val="0"/>
+              <w:adjustRightInd w:val="0"/>
+              <w:spacing w:line="252" w:lineRule="auto"/>
+              <w:rPr>
+                <w:rFonts w:ascii="BRH Devanagari Extra" w:hAnsi="BRH Devanagari Extra" w:cs="BRH Devanagari Extra"/>
+                <w:color w:val="EE0000"/>
+                <w:sz w:val="40"/>
+                <w:szCs w:val="40"/>
+                <w:lang w:val="it-IT"/>
+              </w:rPr>
+            </w:pPr>
+            <w:r>
+              <w:rPr>
+                <w:rFonts w:ascii="Latha" w:hAnsi="Latha" w:cs="Latha"/>
+                <w:color w:val="EE0000"/>
+                <w:sz w:val="28"/>
+                <w:szCs w:val="28"/>
+                <w:cs/>
+                <w:lang w:bidi="ta-IN"/>
+              </w:rPr>
+              <w:t>உ</w:t>
+            </w:r>
+            <w:r>
+              <w:rPr>
+                <w:rFonts w:ascii="BRH Tamil Tab Extra" w:hAnsi="BRH Tamil Tab Extra" w:cs="Latha"/>
+                <w:b/>
+                <w:color w:val="EE0000"/>
+                <w:sz w:val="32"/>
+                <w:szCs w:val="28"/>
+                <w:lang w:val="it-IT" w:bidi="ta-IN"/>
+              </w:rPr>
+              <w:t>…</w:t>
+            </w:r>
+            <w:r>
+              <w:rPr>
+                <w:rFonts w:ascii="Latha" w:hAnsi="Latha" w:cs="Latha"/>
+                <w:color w:val="EE0000"/>
+                <w:sz w:val="28"/>
+                <w:szCs w:val="28"/>
+                <w:cs/>
+                <w:lang w:bidi="ta-IN"/>
+              </w:rPr>
+              <w:t>ப</w:t>
+            </w:r>
+            <w:r>
+              <w:rPr>
+                <w:rFonts w:ascii="Latha" w:hAnsi="Latha" w:cs="Latha"/>
+                <w:b/>
+                <w:bCs/>
+                <w:color w:val="EE0000"/>
+                <w:position w:val="-12"/>
+                <w:sz w:val="28"/>
+                <w:szCs w:val="28"/>
+                <w:cs/>
+                <w:lang w:bidi="ta-IN"/>
+              </w:rPr>
+              <w:t>4</w:t>
+            </w:r>
+            <w:r>
+              <w:rPr>
+                <w:rFonts w:ascii="Latha" w:hAnsi="Latha" w:cs="Latha"/>
+                <w:color w:val="EE0000"/>
+                <w:sz w:val="28"/>
+                <w:szCs w:val="28"/>
+                <w:cs/>
+                <w:lang w:bidi="ta-IN"/>
+              </w:rPr>
+              <w:t>ய</w:t>
+            </w:r>
+            <w:r>
+              <w:rPr>
+                <w:rFonts w:ascii="BRH Tamil Tab Extra" w:hAnsi="BRH Tamil Tab Extra" w:cs="Latha"/>
+                <w:b/>
+                <w:color w:val="EE0000"/>
+                <w:sz w:val="32"/>
+                <w:szCs w:val="28"/>
+                <w:lang w:val="it-IT" w:bidi="ta-IN"/>
+              </w:rPr>
+              <w:t>…</w:t>
+            </w:r>
+            <w:r>
+              <w:rPr>
+                <w:rFonts w:ascii="Latha" w:hAnsi="Latha" w:cs="Latha"/>
+                <w:color w:val="EE0000"/>
+                <w:sz w:val="28"/>
+                <w:szCs w:val="28"/>
+                <w:cs/>
+                <w:lang w:bidi="ta-IN"/>
+              </w:rPr>
+              <w:t>ஸ்யாவ</w:t>
+            </w:r>
+            <w:r>
+              <w:rPr>
+                <w:rFonts w:ascii="BRH Tamil Tab Extra" w:hAnsi="BRH Tamil Tab Extra" w:cs="Latha"/>
+                <w:b/>
+                <w:color w:val="EE0000"/>
+                <w:sz w:val="36"/>
+                <w:szCs w:val="28"/>
+                <w:lang w:val="it-IT" w:bidi="ta-IN"/>
+              </w:rPr>
+              <w:t>†</w:t>
+            </w:r>
+            <w:r>
+              <w:rPr>
+                <w:rFonts w:ascii="Latha" w:hAnsi="Latha" w:cs="Latha"/>
+                <w:color w:val="EE0000"/>
+                <w:sz w:val="28"/>
+                <w:szCs w:val="28"/>
+                <w:cs/>
+                <w:lang w:bidi="ta-IN"/>
+              </w:rPr>
+              <w:t>ருத்</w:t>
+            </w:r>
+            <w:r>
+              <w:rPr>
+                <w:rFonts w:ascii="Latha" w:hAnsi="Latha" w:cs="Latha"/>
+                <w:b/>
+                <w:bCs/>
+                <w:color w:val="EE0000"/>
+                <w:position w:val="-12"/>
+                <w:sz w:val="28"/>
+                <w:szCs w:val="28"/>
+                <w:cs/>
+                <w:lang w:bidi="ta-IN"/>
+              </w:rPr>
+              <w:t>3</w:t>
+            </w:r>
+            <w:r>
+              <w:rPr>
+                <w:rFonts w:ascii="Latha" w:hAnsi="Latha" w:cs="Latha"/>
+                <w:color w:val="EE0000"/>
+                <w:sz w:val="28"/>
+                <w:szCs w:val="28"/>
+                <w:cs/>
+                <w:lang w:bidi="ta-IN"/>
+              </w:rPr>
+              <w:t>த்</w:t>
+            </w:r>
+            <w:r>
+              <w:rPr>
+                <w:rFonts w:ascii="Latha" w:hAnsi="Latha" w:cs="Latha"/>
+                <w:b/>
+                <w:bCs/>
+                <w:color w:val="EE0000"/>
+                <w:position w:val="-12"/>
+                <w:sz w:val="28"/>
+                <w:szCs w:val="28"/>
+                <w:cs/>
+                <w:lang w:bidi="ta-IN"/>
+              </w:rPr>
+              <w:t>4</w:t>
+            </w:r>
+            <w:r>
+              <w:rPr>
+                <w:rFonts w:ascii="Latha" w:hAnsi="Latha" w:cs="Latha"/>
+                <w:color w:val="EE0000"/>
+                <w:sz w:val="28"/>
+                <w:szCs w:val="28"/>
+                <w:highlight w:val="yellow"/>
+                <w:cs/>
+                <w:lang w:bidi="ta-IN"/>
+              </w:rPr>
+              <w:t>யே</w:t>
+            </w:r>
+            <w:r>
+              <w:rPr>
+                <w:rFonts w:ascii="Latha" w:hAnsi="Latha" w:cs="Latha"/>
+                <w:color w:val="EE0000"/>
+                <w:sz w:val="28"/>
+                <w:szCs w:val="28"/>
+                <w:lang w:val="it-IT" w:bidi="ta-IN"/>
+              </w:rPr>
+              <w:t xml:space="preserve"> | </w:t>
+            </w:r>
+            <w:r>
+              <w:rPr>
+                <w:rFonts w:ascii="Latha" w:hAnsi="Latha" w:cs="Latha"/>
+                <w:color w:val="EE0000"/>
+                <w:sz w:val="28"/>
+                <w:szCs w:val="28"/>
+                <w:cs/>
+                <w:lang w:bidi="ta-IN"/>
+              </w:rPr>
+              <w:t>அவ</w:t>
+            </w:r>
+            <w:r>
+              <w:rPr>
+                <w:rFonts w:ascii="BRH Tamil Tab Extra" w:hAnsi="BRH Tamil Tab Extra" w:cs="Latha"/>
+                <w:b/>
+                <w:color w:val="EE0000"/>
+                <w:sz w:val="36"/>
+                <w:szCs w:val="28"/>
+                <w:lang w:val="it-IT" w:bidi="ta-IN"/>
+              </w:rPr>
+              <w:t>†</w:t>
+            </w:r>
+            <w:r>
+              <w:rPr>
+                <w:rFonts w:ascii="Latha" w:hAnsi="Latha" w:cs="Latha"/>
+                <w:color w:val="EE0000"/>
+                <w:sz w:val="28"/>
+                <w:szCs w:val="28"/>
+                <w:cs/>
+                <w:lang w:bidi="ta-IN"/>
+              </w:rPr>
+              <w:t>ருத்</w:t>
+            </w:r>
+            <w:r>
+              <w:rPr>
+                <w:rFonts w:ascii="Latha" w:hAnsi="Latha" w:cs="Latha"/>
+                <w:b/>
+                <w:bCs/>
+                <w:color w:val="EE0000"/>
+                <w:position w:val="-12"/>
+                <w:sz w:val="28"/>
+                <w:szCs w:val="28"/>
+                <w:cs/>
+                <w:lang w:bidi="ta-IN"/>
+              </w:rPr>
+              <w:t>3</w:t>
+            </w:r>
+            <w:r>
+              <w:rPr>
+                <w:rFonts w:ascii="Latha" w:hAnsi="Latha" w:cs="Latha"/>
+                <w:color w:val="EE0000"/>
+                <w:sz w:val="28"/>
+                <w:szCs w:val="28"/>
+                <w:cs/>
+                <w:lang w:bidi="ta-IN"/>
+              </w:rPr>
+              <w:t>த்</w:t>
+            </w:r>
+            <w:r>
+              <w:rPr>
+                <w:rFonts w:ascii="Latha" w:hAnsi="Latha" w:cs="Latha"/>
+                <w:b/>
+                <w:bCs/>
+                <w:color w:val="EE0000"/>
+                <w:position w:val="-12"/>
+                <w:sz w:val="28"/>
+                <w:szCs w:val="28"/>
+                <w:cs/>
+                <w:lang w:bidi="ta-IN"/>
+              </w:rPr>
+              <w:t>4</w:t>
+            </w:r>
+            <w:r>
+              <w:rPr>
+                <w:rFonts w:ascii="Latha" w:hAnsi="Latha" w:cs="Latha"/>
+                <w:color w:val="EE0000"/>
+                <w:sz w:val="28"/>
+                <w:szCs w:val="28"/>
+                <w:highlight w:val="yellow"/>
+                <w:cs/>
+                <w:lang w:bidi="ta-IN"/>
+              </w:rPr>
+              <w:t>யே</w:t>
+            </w:r>
+            <w:r>
+              <w:rPr>
+                <w:rFonts w:ascii="Latha" w:hAnsi="Latha" w:cs="Latha"/>
+                <w:color w:val="EE0000"/>
+                <w:sz w:val="28"/>
+                <w:szCs w:val="28"/>
+                <w:lang w:val="it-IT" w:bidi="ta-IN"/>
+              </w:rPr>
+              <w:t xml:space="preserve"> </w:t>
+            </w:r>
+            <w:r>
+              <w:rPr>
+                <w:rFonts w:ascii="Latha" w:hAnsi="Latha" w:cs="Latha"/>
+                <w:color w:val="EE0000"/>
+                <w:sz w:val="28"/>
+                <w:szCs w:val="28"/>
+                <w:cs/>
+                <w:lang w:bidi="ta-IN"/>
+              </w:rPr>
+              <w:t>பஶுஶீ</w:t>
+            </w:r>
+            <w:r>
+              <w:rPr>
+                <w:rFonts w:ascii="BRH Tamil Tab Extra" w:hAnsi="BRH Tamil Tab Extra" w:cs="Latha"/>
+                <w:b/>
+                <w:color w:val="EE0000"/>
+                <w:sz w:val="32"/>
+                <w:szCs w:val="28"/>
+                <w:lang w:val="it-IT" w:bidi="ta-IN"/>
+              </w:rPr>
+              <w:t>…</w:t>
+            </w:r>
+            <w:r>
+              <w:rPr>
+                <w:rFonts w:ascii="Latha" w:hAnsi="Latha" w:cs="Latha"/>
+                <w:color w:val="EE0000"/>
+                <w:sz w:val="28"/>
+                <w:szCs w:val="28"/>
+                <w:cs/>
+                <w:lang w:bidi="ta-IN"/>
+              </w:rPr>
+              <w:t>ர்</w:t>
+            </w:r>
+            <w:r>
+              <w:rPr>
+                <w:rFonts w:ascii="Latha" w:hAnsi="Latha" w:cs="Latha"/>
+                <w:b/>
+                <w:bCs/>
+                <w:color w:val="EE0000"/>
+                <w:sz w:val="28"/>
+                <w:szCs w:val="28"/>
+                <w:lang w:val="it-IT" w:bidi="ta-IN"/>
+              </w:rPr>
+              <w:t>.</w:t>
+            </w:r>
+            <w:r>
+              <w:rPr>
+                <w:rFonts w:ascii="BRH Tamil Tab Extra" w:hAnsi="BRH Tamil Tab Extra" w:cs="Latha"/>
+                <w:b/>
+                <w:color w:val="EE0000"/>
+                <w:sz w:val="32"/>
+                <w:szCs w:val="28"/>
+                <w:lang w:val="it-IT" w:bidi="ta-IN"/>
+              </w:rPr>
+              <w:t>…</w:t>
+            </w:r>
+            <w:r>
+              <w:rPr>
+                <w:rFonts w:ascii="Latha" w:hAnsi="Latha" w:cs="Latha"/>
+                <w:color w:val="EE0000"/>
+                <w:sz w:val="28"/>
+                <w:szCs w:val="28"/>
+                <w:cs/>
+                <w:lang w:bidi="ta-IN"/>
+              </w:rPr>
+              <w:t>ஷாணி</w:t>
+            </w:r>
+            <w:r>
+              <w:rPr>
+                <w:rFonts w:ascii="BRH Tamil Tab Extra" w:hAnsi="BRH Tamil Tab Extra" w:cs="Latha"/>
+                <w:b/>
+                <w:color w:val="EE0000"/>
+                <w:sz w:val="36"/>
+                <w:szCs w:val="28"/>
+                <w:lang w:val="it-IT" w:bidi="ta-IN"/>
+              </w:rPr>
+              <w:t>†</w:t>
+            </w:r>
+            <w:r>
+              <w:rPr>
+                <w:rFonts w:ascii="Latha" w:hAnsi="Latha" w:cs="Latha"/>
+                <w:color w:val="EE0000"/>
+                <w:sz w:val="28"/>
+                <w:szCs w:val="28"/>
+                <w:lang w:val="it-IT" w:bidi="ta-IN"/>
+              </w:rPr>
+              <w:t xml:space="preserve"> |</w:t>
+            </w:r>
+          </w:p>
+        </w:tc>
+        <w:tc>
+          <w:tcPr>
+            <w:tcW w:w="5386" w:type="dxa"/>
+          </w:tcPr>
+          <w:p>
+            <w:pPr>
+              <w:widowControl w:val="0"/>
+              <w:autoSpaceDE w:val="0"/>
+              <w:autoSpaceDN w:val="0"/>
+              <w:adjustRightInd w:val="0"/>
+              <w:spacing w:line="252" w:lineRule="auto"/>
+              <w:rPr>
+                <w:rFonts w:ascii="BRH Devanagari Extra" w:hAnsi="BRH Devanagari Extra" w:cs="BRH Devanagari Extra"/>
+                <w:color w:val="EE0000"/>
+                <w:sz w:val="40"/>
+                <w:szCs w:val="40"/>
+                <w:lang w:val="it-IT"/>
+              </w:rPr>
+            </w:pPr>
+            <w:r>
+              <w:rPr>
+                <w:rFonts w:ascii="Latha" w:hAnsi="Latha" w:cs="Latha"/>
+                <w:color w:val="EE0000"/>
+                <w:sz w:val="28"/>
+                <w:szCs w:val="28"/>
+                <w:cs/>
+                <w:lang w:bidi="ta-IN"/>
+              </w:rPr>
+              <w:t>உ</w:t>
+            </w:r>
+            <w:r>
+              <w:rPr>
+                <w:rFonts w:ascii="BRH Tamil Tab Extra" w:hAnsi="BRH Tamil Tab Extra" w:cs="Latha"/>
+                <w:b/>
+                <w:color w:val="EE0000"/>
+                <w:sz w:val="32"/>
+                <w:szCs w:val="28"/>
+                <w:lang w:val="it-IT" w:bidi="ta-IN"/>
+              </w:rPr>
+              <w:t>…</w:t>
+            </w:r>
+            <w:r>
+              <w:rPr>
+                <w:rFonts w:ascii="Latha" w:hAnsi="Latha" w:cs="Latha"/>
+                <w:color w:val="EE0000"/>
+                <w:sz w:val="28"/>
+                <w:szCs w:val="28"/>
+                <w:cs/>
+                <w:lang w:bidi="ta-IN"/>
+              </w:rPr>
+              <w:t>ப</w:t>
+            </w:r>
+            <w:r>
+              <w:rPr>
+                <w:rFonts w:ascii="Latha" w:hAnsi="Latha" w:cs="Latha"/>
+                <w:b/>
+                <w:bCs/>
+                <w:color w:val="EE0000"/>
+                <w:position w:val="-12"/>
+                <w:sz w:val="28"/>
+                <w:szCs w:val="28"/>
+                <w:cs/>
+                <w:lang w:bidi="ta-IN"/>
+              </w:rPr>
+              <w:t>4</w:t>
+            </w:r>
+            <w:r>
+              <w:rPr>
+                <w:rFonts w:ascii="Latha" w:hAnsi="Latha" w:cs="Latha"/>
+                <w:color w:val="EE0000"/>
+                <w:sz w:val="28"/>
+                <w:szCs w:val="28"/>
+                <w:cs/>
+                <w:lang w:bidi="ta-IN"/>
+              </w:rPr>
+              <w:t>ய</w:t>
+            </w:r>
+            <w:r>
+              <w:rPr>
+                <w:rFonts w:ascii="BRH Tamil Tab Extra" w:hAnsi="BRH Tamil Tab Extra" w:cs="Latha"/>
+                <w:b/>
+                <w:color w:val="EE0000"/>
+                <w:sz w:val="32"/>
+                <w:szCs w:val="28"/>
+                <w:lang w:val="it-IT" w:bidi="ta-IN"/>
+              </w:rPr>
+              <w:t>…</w:t>
+            </w:r>
+            <w:r>
+              <w:rPr>
+                <w:rFonts w:ascii="Latha" w:hAnsi="Latha" w:cs="Latha"/>
+                <w:color w:val="EE0000"/>
+                <w:sz w:val="28"/>
+                <w:szCs w:val="28"/>
+                <w:cs/>
+                <w:lang w:bidi="ta-IN"/>
+              </w:rPr>
+              <w:t>ஸ்யாவ</w:t>
+            </w:r>
+            <w:r>
+              <w:rPr>
+                <w:rFonts w:ascii="BRH Tamil Tab Extra" w:hAnsi="BRH Tamil Tab Extra" w:cs="Latha"/>
+                <w:b/>
+                <w:color w:val="EE0000"/>
+                <w:sz w:val="36"/>
+                <w:szCs w:val="28"/>
+                <w:lang w:val="it-IT" w:bidi="ta-IN"/>
+              </w:rPr>
+              <w:t>†</w:t>
+            </w:r>
+            <w:r>
+              <w:rPr>
+                <w:rFonts w:ascii="Latha" w:hAnsi="Latha" w:cs="Latha"/>
+                <w:color w:val="EE0000"/>
+                <w:sz w:val="28"/>
+                <w:szCs w:val="28"/>
+                <w:cs/>
+                <w:lang w:bidi="ta-IN"/>
+              </w:rPr>
+              <w:t>ருத்</w:t>
+            </w:r>
+            <w:r>
+              <w:rPr>
+                <w:rFonts w:ascii="Latha" w:hAnsi="Latha" w:cs="Latha"/>
+                <w:b/>
+                <w:bCs/>
+                <w:color w:val="EE0000"/>
+                <w:position w:val="-12"/>
+                <w:sz w:val="28"/>
+                <w:szCs w:val="28"/>
+                <w:cs/>
+                <w:lang w:bidi="ta-IN"/>
+              </w:rPr>
+              <w:t>3</w:t>
+            </w:r>
+            <w:r>
+              <w:rPr>
+                <w:rFonts w:ascii="Latha" w:hAnsi="Latha" w:cs="Latha"/>
+                <w:color w:val="EE0000"/>
+                <w:sz w:val="28"/>
+                <w:szCs w:val="28"/>
+                <w:cs/>
+                <w:lang w:bidi="ta-IN"/>
+              </w:rPr>
+              <w:t>த்</w:t>
+            </w:r>
+            <w:r>
+              <w:rPr>
+                <w:rFonts w:ascii="Latha" w:hAnsi="Latha" w:cs="Latha"/>
+                <w:b/>
+                <w:bCs/>
+                <w:color w:val="EE0000"/>
+                <w:position w:val="-12"/>
+                <w:sz w:val="28"/>
+                <w:szCs w:val="28"/>
+                <w:cs/>
+                <w:lang w:bidi="ta-IN"/>
+              </w:rPr>
+              <w:t>4</w:t>
+            </w:r>
+            <w:r>
+              <w:rPr>
+                <w:rFonts w:ascii="Latha" w:hAnsi="Latha" w:cs="Latha"/>
+                <w:color w:val="EE0000"/>
+                <w:sz w:val="28"/>
+                <w:szCs w:val="28"/>
+                <w:highlight w:val="green"/>
+                <w:cs/>
+                <w:lang w:bidi="ta-IN"/>
+              </w:rPr>
+              <w:t>யை</w:t>
+            </w:r>
+            <w:r>
+              <w:rPr>
+                <w:rFonts w:ascii="Latha" w:hAnsi="Latha" w:cs="Latha"/>
+                <w:color w:val="EE0000"/>
+                <w:sz w:val="28"/>
+                <w:szCs w:val="28"/>
+                <w:lang w:val="it-IT" w:bidi="ta-IN"/>
+              </w:rPr>
+              <w:t xml:space="preserve"> | </w:t>
+            </w:r>
+            <w:r>
+              <w:rPr>
+                <w:rFonts w:ascii="Latha" w:hAnsi="Latha" w:cs="Latha"/>
+                <w:color w:val="EE0000"/>
+                <w:sz w:val="28"/>
+                <w:szCs w:val="28"/>
+                <w:cs/>
+                <w:lang w:bidi="ta-IN"/>
+              </w:rPr>
+              <w:t>அவ</w:t>
+            </w:r>
+            <w:r>
+              <w:rPr>
+                <w:rFonts w:ascii="BRH Tamil Tab Extra" w:hAnsi="BRH Tamil Tab Extra" w:cs="Latha"/>
+                <w:b/>
+                <w:color w:val="EE0000"/>
+                <w:sz w:val="36"/>
+                <w:szCs w:val="28"/>
+                <w:lang w:val="it-IT" w:bidi="ta-IN"/>
+              </w:rPr>
+              <w:t>†</w:t>
+            </w:r>
+            <w:r>
+              <w:rPr>
+                <w:rFonts w:ascii="Latha" w:hAnsi="Latha" w:cs="Latha"/>
+                <w:color w:val="EE0000"/>
+                <w:sz w:val="28"/>
+                <w:szCs w:val="28"/>
+                <w:cs/>
+                <w:lang w:bidi="ta-IN"/>
+              </w:rPr>
+              <w:t>ருத்</w:t>
+            </w:r>
+            <w:r>
+              <w:rPr>
+                <w:rFonts w:ascii="Latha" w:hAnsi="Latha" w:cs="Latha"/>
+                <w:b/>
+                <w:bCs/>
+                <w:color w:val="EE0000"/>
+                <w:position w:val="-12"/>
+                <w:sz w:val="28"/>
+                <w:szCs w:val="28"/>
+                <w:cs/>
+                <w:lang w:bidi="ta-IN"/>
+              </w:rPr>
+              <w:t>3</w:t>
+            </w:r>
+            <w:r>
+              <w:rPr>
+                <w:rFonts w:ascii="Latha" w:hAnsi="Latha" w:cs="Latha"/>
+                <w:color w:val="EE0000"/>
+                <w:sz w:val="28"/>
+                <w:szCs w:val="28"/>
+                <w:cs/>
+                <w:lang w:bidi="ta-IN"/>
+              </w:rPr>
+              <w:t>த்</w:t>
+            </w:r>
+            <w:r>
+              <w:rPr>
+                <w:rFonts w:ascii="Latha" w:hAnsi="Latha" w:cs="Latha"/>
+                <w:b/>
+                <w:bCs/>
+                <w:color w:val="EE0000"/>
+                <w:position w:val="-12"/>
+                <w:sz w:val="28"/>
+                <w:szCs w:val="28"/>
+                <w:cs/>
+                <w:lang w:bidi="ta-IN"/>
+              </w:rPr>
+              <w:t>4</w:t>
+            </w:r>
+            <w:r>
+              <w:rPr>
+                <w:rFonts w:ascii="Latha" w:hAnsi="Latha" w:cs="Latha"/>
+                <w:color w:val="EE0000"/>
+                <w:sz w:val="28"/>
+                <w:szCs w:val="28"/>
+                <w:highlight w:val="green"/>
+                <w:cs/>
+                <w:lang w:bidi="ta-IN"/>
+              </w:rPr>
+              <w:t>யை</w:t>
+            </w:r>
+            <w:r>
+              <w:rPr>
+                <w:rFonts w:ascii="Latha" w:hAnsi="Latha" w:cs="Latha"/>
+                <w:color w:val="EE0000"/>
+                <w:sz w:val="28"/>
+                <w:szCs w:val="28"/>
+                <w:lang w:val="it-IT" w:bidi="ta-IN"/>
+              </w:rPr>
+              <w:t xml:space="preserve"> </w:t>
+            </w:r>
+            <w:r>
+              <w:rPr>
+                <w:rFonts w:ascii="Latha" w:hAnsi="Latha" w:cs="Latha"/>
+                <w:color w:val="EE0000"/>
+                <w:sz w:val="28"/>
+                <w:szCs w:val="28"/>
+                <w:cs/>
+                <w:lang w:bidi="ta-IN"/>
+              </w:rPr>
+              <w:t>பஶுஶீ</w:t>
+            </w:r>
+            <w:r>
+              <w:rPr>
+                <w:rFonts w:ascii="BRH Tamil Tab Extra" w:hAnsi="BRH Tamil Tab Extra" w:cs="Latha"/>
+                <w:b/>
+                <w:color w:val="EE0000"/>
+                <w:sz w:val="32"/>
+                <w:szCs w:val="28"/>
+                <w:lang w:val="it-IT" w:bidi="ta-IN"/>
+              </w:rPr>
+              <w:t>…</w:t>
+            </w:r>
+            <w:r>
+              <w:rPr>
+                <w:rFonts w:ascii="Latha" w:hAnsi="Latha" w:cs="Latha"/>
+                <w:color w:val="EE0000"/>
+                <w:sz w:val="28"/>
+                <w:szCs w:val="28"/>
+                <w:cs/>
+                <w:lang w:bidi="ta-IN"/>
+              </w:rPr>
+              <w:t>ர்</w:t>
+            </w:r>
+            <w:r>
+              <w:rPr>
+                <w:rFonts w:ascii="Latha" w:hAnsi="Latha" w:cs="Latha"/>
+                <w:b/>
+                <w:bCs/>
+                <w:color w:val="EE0000"/>
+                <w:sz w:val="28"/>
+                <w:szCs w:val="28"/>
+                <w:lang w:val="it-IT" w:bidi="ta-IN"/>
+              </w:rPr>
+              <w:t>.</w:t>
+            </w:r>
+            <w:r>
+              <w:rPr>
+                <w:rFonts w:ascii="BRH Tamil Tab Extra" w:hAnsi="BRH Tamil Tab Extra" w:cs="Latha"/>
+                <w:b/>
+                <w:color w:val="EE0000"/>
+                <w:sz w:val="32"/>
+                <w:szCs w:val="28"/>
+                <w:lang w:val="it-IT" w:bidi="ta-IN"/>
+              </w:rPr>
+              <w:t>…</w:t>
+            </w:r>
+            <w:r>
+              <w:rPr>
+                <w:rFonts w:ascii="Latha" w:hAnsi="Latha" w:cs="Latha"/>
+                <w:color w:val="EE0000"/>
+                <w:sz w:val="28"/>
+                <w:szCs w:val="28"/>
+                <w:cs/>
+                <w:lang w:bidi="ta-IN"/>
+              </w:rPr>
+              <w:t>ஷாணி</w:t>
+            </w:r>
+            <w:r>
+              <w:rPr>
+                <w:rFonts w:ascii="BRH Tamil Tab Extra" w:hAnsi="BRH Tamil Tab Extra" w:cs="Latha"/>
+                <w:b/>
+                <w:color w:val="EE0000"/>
+                <w:sz w:val="36"/>
+                <w:szCs w:val="28"/>
+                <w:lang w:val="it-IT" w:bidi="ta-IN"/>
+              </w:rPr>
+              <w:t>†</w:t>
+            </w:r>
+            <w:r>
+              <w:rPr>
+                <w:rFonts w:ascii="Latha" w:hAnsi="Latha" w:cs="Latha"/>
+                <w:color w:val="EE0000"/>
                 <w:sz w:val="28"/>
                 <w:szCs w:val="28"/>
                 <w:lang w:val="it-IT" w:bidi="ta-IN"/>
@@ -8572,7 +10110,7 @@
                 <w:rFonts w:cs="Arial"/>
                 <w:b/>
                 <w:sz w:val="28"/>
-                <w:szCs w:val="32"/>
+                <w:szCs w:val="28"/>
               </w:rPr>
             </w:pPr>
             <w:r>
@@ -8580,27 +10118,9 @@
                 <w:rFonts w:cs="Arial"/>
                 <w:b/>
                 <w:sz w:val="28"/>
-                <w:szCs w:val="32"/>
-              </w:rPr>
-              <w:t>T.S.5.2.</w:t>
-            </w:r>
-            <w:r>
-              <w:rPr>
-                <w:rFonts w:cs="Arial"/>
-                <w:b/>
-                <w:sz w:val="28"/>
-                <w:szCs w:val="32"/>
-              </w:rPr>
-              <w:t>8.6</w:t>
-            </w:r>
-            <w:r>
-              <w:rPr>
-                <w:rFonts w:cs="Arial"/>
-                <w:b/>
-                <w:sz w:val="28"/>
-                <w:szCs w:val="32"/>
-              </w:rPr>
-              <w:t xml:space="preserve"> – Kramam</w:t>
+                <w:szCs w:val="28"/>
+              </w:rPr>
+              <w:t>T.S.5.2.10.6 – Kramam</w:t>
             </w:r>
           </w:p>
           <w:p>
@@ -8618,7 +10138,7 @@
                 <w:rFonts w:cs="Arial"/>
                 <w:b/>
                 <w:sz w:val="28"/>
-                <w:szCs w:val="32"/>
+                <w:szCs w:val="28"/>
                 <w:lang w:val="en-IN"/>
               </w:rPr>
             </w:pPr>
@@ -8627,7 +10147,7 @@
                 <w:rFonts w:cs="Arial"/>
                 <w:b/>
                 <w:sz w:val="28"/>
-                <w:szCs w:val="32"/>
+                <w:szCs w:val="28"/>
                 <w:lang w:val="en-IN"/>
               </w:rPr>
               <w:t xml:space="preserve">Krama Vaakyam No.– </w:t>
@@ -8637,10 +10157,20 @@
                 <w:rFonts w:cs="Arial"/>
                 <w:b/>
                 <w:sz w:val="28"/>
-                <w:szCs w:val="32"/>
+                <w:szCs w:val="28"/>
                 <w:lang w:val="en-IN"/>
               </w:rPr>
-              <w:t>19</w:t>
+              <w:t>38,</w:t>
+            </w:r>
+            <w:r>
+              <w:rPr>
+                <w:rFonts w:cs="Arial"/>
+                <w:b/>
+                <w:sz w:val="28"/>
+                <w:szCs w:val="28"/>
+                <w:lang w:val="en-IN"/>
+              </w:rPr>
+              <w:t>40,41</w:t>
             </w:r>
           </w:p>
           <w:p>
@@ -8659,53 +10189,23 @@
                 <w:b/>
                 <w:sz w:val="28"/>
                 <w:szCs w:val="32"/>
+              </w:rPr>
+            </w:pPr>
+            <w:r>
+              <w:rPr>
+                <w:rFonts w:cs="Arial"/>
+                <w:b/>
+                <w:sz w:val="28"/>
+                <w:szCs w:val="28"/>
                 <w:lang w:val="it-IT"/>
               </w:rPr>
-            </w:pPr>
-            <w:r>
-              <w:rPr>
-                <w:rFonts w:cs="Arial"/>
-                <w:b/>
-                <w:sz w:val="28"/>
-                <w:szCs w:val="32"/>
-                <w:lang w:val="it-IT"/>
-              </w:rPr>
-              <w:t>Panchaati No</w:t>
-            </w:r>
-            <w:r>
-              <w:rPr>
-                <w:rFonts w:cs="Arial"/>
-                <w:b/>
-                <w:szCs w:val="32"/>
-                <w:lang w:val="it-IT"/>
-              </w:rPr>
-              <w:t xml:space="preserve">. - </w:t>
-            </w:r>
-            <w:r>
-              <w:rPr>
-                <w:rFonts w:cs="Arial"/>
-                <w:b/>
-                <w:sz w:val="28"/>
-                <w:szCs w:val="32"/>
-                <w:lang w:val="it-IT"/>
-              </w:rPr>
-              <w:t>4</w:t>
-            </w:r>
-            <w:r>
-              <w:rPr>
-                <w:rFonts w:cs="Arial"/>
-                <w:b/>
-                <w:sz w:val="28"/>
-                <w:szCs w:val="32"/>
-                <w:lang w:val="it-IT"/>
-              </w:rPr>
-              <w:t>6</w:t>
+              <w:t>Panchaati No. - 59</w:t>
             </w:r>
           </w:p>
         </w:tc>
         <w:tc>
           <w:tcPr>
-            <w:tcW w:w="5103" w:type="dxa"/>
+            <w:tcW w:w="5245" w:type="dxa"/>
           </w:tcPr>
           <w:p>
             <w:pPr>
@@ -8718,7 +10218,6 @@
                 <w:rFonts w:ascii="Latha" w:hAnsi="Latha" w:cs="Latha"/>
                 <w:sz w:val="28"/>
                 <w:szCs w:val="28"/>
-                <w:cs/>
                 <w:lang w:bidi="ta-IN"/>
               </w:rPr>
             </w:pPr>
@@ -8730,7 +10229,255 @@
                 <w:cs/>
                 <w:lang w:bidi="ta-IN"/>
               </w:rPr>
-              <w:t>யத்</w:t>
+              <w:t>ஸ</w:t>
+            </w:r>
+            <w:r>
+              <w:rPr>
+                <w:rFonts w:ascii="BRH Tamil Tab Extra" w:hAnsi="BRH Tamil Tab Extra" w:cs="Latha"/>
+                <w:b/>
+                <w:sz w:val="32"/>
+                <w:szCs w:val="28"/>
+                <w:lang w:bidi="ta-IN"/>
+              </w:rPr>
+              <w:t>…</w:t>
+            </w:r>
+            <w:r>
+              <w:rPr>
+                <w:rFonts w:ascii="Latha" w:hAnsi="Latha" w:cs="Latha"/>
+                <w:sz w:val="28"/>
+                <w:szCs w:val="28"/>
+                <w:cs/>
+                <w:lang w:bidi="ta-IN"/>
+              </w:rPr>
+              <w:t>ம்</w:t>
+            </w:r>
+            <w:r>
+              <w:rPr>
+                <w:rFonts w:ascii="BRH Devanagari Extra" w:hAnsi="BRH Devanagari Extra" w:cs="Latha"/>
+                <w:b/>
+                <w:sz w:val="36"/>
+                <w:szCs w:val="28"/>
+                <w:lang w:bidi="ta-IN"/>
+              </w:rPr>
+              <w:t>Æ</w:t>
+            </w:r>
+            <w:r>
+              <w:rPr>
+                <w:rFonts w:ascii="Latha" w:hAnsi="Latha" w:cs="Latha"/>
+                <w:sz w:val="28"/>
+                <w:szCs w:val="28"/>
+                <w:cs/>
+                <w:lang w:bidi="ta-IN"/>
+              </w:rPr>
+              <w:t>யதா</w:t>
+            </w:r>
+            <w:r>
+              <w:rPr>
+                <w:rFonts w:ascii="BRH Devanagari Extra" w:hAnsi="BRH Devanagari Extra" w:cs="Latha"/>
+                <w:b/>
+                <w:sz w:val="36"/>
+                <w:szCs w:val="28"/>
+                <w:lang w:bidi="ta-IN"/>
+              </w:rPr>
+              <w:t>óè</w:t>
+            </w:r>
+            <w:r>
+              <w:rPr>
+                <w:rFonts w:ascii="BRH Tamil Tab Extra" w:hAnsi="BRH Tamil Tab Extra" w:cs="Latha"/>
+                <w:b/>
+                <w:sz w:val="36"/>
+                <w:szCs w:val="28"/>
+                <w:lang w:bidi="ta-IN"/>
+              </w:rPr>
+              <w:t>†</w:t>
+            </w:r>
+            <w:r>
+              <w:rPr>
+                <w:rFonts w:ascii="Latha" w:hAnsi="Latha" w:cs="Latha"/>
+                <w:sz w:val="28"/>
+                <w:szCs w:val="28"/>
+                <w:lang w:bidi="ta-IN"/>
+              </w:rPr>
+              <w:t xml:space="preserve"> </w:t>
+            </w:r>
+            <w:r>
+              <w:rPr>
+                <w:rFonts w:ascii="Latha" w:hAnsi="Latha" w:cs="Latha"/>
+                <w:sz w:val="28"/>
+                <w:szCs w:val="28"/>
+                <w:cs/>
+                <w:lang w:bidi="ta-IN"/>
+              </w:rPr>
+              <w:t>ஸம்</w:t>
+            </w:r>
+            <w:r>
+              <w:rPr>
+                <w:rFonts w:ascii="BRH Devanagari Extra" w:hAnsi="BRH Devanagari Extra" w:cs="Latha"/>
+                <w:b/>
+                <w:sz w:val="36"/>
+                <w:szCs w:val="28"/>
+                <w:lang w:bidi="ta-IN"/>
+              </w:rPr>
+              <w:t>Æ</w:t>
+            </w:r>
+            <w:r>
+              <w:rPr>
+                <w:rFonts w:ascii="Latha" w:hAnsi="Latha" w:cs="Latha"/>
+                <w:sz w:val="28"/>
+                <w:szCs w:val="28"/>
+                <w:cs/>
+                <w:lang w:bidi="ta-IN"/>
+              </w:rPr>
+              <w:t>ய</w:t>
+            </w:r>
+            <w:r>
+              <w:rPr>
+                <w:rFonts w:ascii="BRH Tamil Tab Extra" w:hAnsi="BRH Tamil Tab Extra" w:cs="Latha"/>
+                <w:b/>
+                <w:sz w:val="32"/>
+                <w:szCs w:val="28"/>
+                <w:highlight w:val="yellow"/>
+                <w:lang w:bidi="ta-IN"/>
+              </w:rPr>
+              <w:t>…</w:t>
+            </w:r>
+            <w:r>
+              <w:rPr>
+                <w:rFonts w:ascii="Latha" w:hAnsi="Latha" w:cs="Latha"/>
+                <w:sz w:val="28"/>
+                <w:szCs w:val="28"/>
+                <w:highlight w:val="yellow"/>
+                <w:cs/>
+                <w:lang w:bidi="ta-IN"/>
+              </w:rPr>
+              <w:t>த்</w:t>
+            </w:r>
+            <w:r>
+              <w:rPr>
+                <w:rFonts w:ascii="Latha" w:hAnsi="Latha" w:cs="Latha"/>
+                <w:sz w:val="28"/>
+                <w:szCs w:val="28"/>
+                <w:cs/>
+                <w:lang w:bidi="ta-IN"/>
+              </w:rPr>
+              <w:t>வம்</w:t>
+            </w:r>
+            <w:r>
+              <w:rPr>
+                <w:rFonts w:ascii="Latha" w:hAnsi="Latha" w:cs="Latha"/>
+                <w:sz w:val="28"/>
+                <w:szCs w:val="28"/>
+                <w:lang w:bidi="ta-IN"/>
+              </w:rPr>
+              <w:t xml:space="preserve"> |</w:t>
+            </w:r>
+          </w:p>
+          <w:p>
+            <w:pPr>
+              <w:widowControl w:val="0"/>
+              <w:autoSpaceDE w:val="0"/>
+              <w:autoSpaceDN w:val="0"/>
+              <w:adjustRightInd w:val="0"/>
+              <w:spacing w:before="0" w:line="240" w:lineRule="auto"/>
+              <w:rPr>
+                <w:rFonts w:ascii="Latha" w:hAnsi="Latha" w:cs="Latha"/>
+                <w:sz w:val="28"/>
+                <w:szCs w:val="28"/>
+                <w:cs/>
+                <w:lang w:bidi="ta-IN"/>
+              </w:rPr>
+            </w:pPr>
+            <w:r>
+              <w:rPr>
+                <w:rFonts w:ascii="Latha" w:hAnsi="Latha" w:cs="Latha"/>
+                <w:sz w:val="28"/>
+                <w:szCs w:val="28"/>
+                <w:cs/>
+                <w:lang w:bidi="ta-IN"/>
+              </w:rPr>
+              <w:t>ஸ</w:t>
+            </w:r>
+            <w:r>
+              <w:rPr>
+                <w:rFonts w:ascii="BRH Tamil Tab Extra" w:hAnsi="BRH Tamil Tab Extra" w:cs="Latha"/>
+                <w:b/>
+                <w:sz w:val="32"/>
+                <w:szCs w:val="28"/>
+                <w:lang w:bidi="ta-IN"/>
+              </w:rPr>
+              <w:t>…</w:t>
+            </w:r>
+            <w:r>
+              <w:rPr>
+                <w:rFonts w:ascii="Latha" w:hAnsi="Latha" w:cs="Latha"/>
+                <w:sz w:val="28"/>
+                <w:szCs w:val="28"/>
+                <w:cs/>
+                <w:lang w:bidi="ta-IN"/>
+              </w:rPr>
+              <w:t>ம்</w:t>
+            </w:r>
+            <w:r>
+              <w:rPr>
+                <w:rFonts w:ascii="BRH Devanagari Extra" w:hAnsi="BRH Devanagari Extra" w:cs="Latha"/>
+                <w:b/>
+                <w:sz w:val="36"/>
+                <w:szCs w:val="28"/>
+                <w:lang w:bidi="ta-IN"/>
+              </w:rPr>
+              <w:t>Æ</w:t>
+            </w:r>
+            <w:r>
+              <w:rPr>
+                <w:rFonts w:ascii="Latha" w:hAnsi="Latha" w:cs="Latha"/>
+                <w:sz w:val="28"/>
+                <w:szCs w:val="28"/>
+                <w:cs/>
+                <w:lang w:bidi="ta-IN"/>
+              </w:rPr>
+              <w:t>ய</w:t>
+            </w:r>
+            <w:r>
+              <w:rPr>
+                <w:rFonts w:ascii="BRH Tamil Tab Extra" w:hAnsi="BRH Tamil Tab Extra" w:cs="Latha"/>
+                <w:b/>
+                <w:sz w:val="32"/>
+                <w:szCs w:val="28"/>
+                <w:highlight w:val="yellow"/>
+                <w:lang w:bidi="ta-IN"/>
+              </w:rPr>
+              <w:t>…</w:t>
+            </w:r>
+            <w:r>
+              <w:rPr>
+                <w:rFonts w:ascii="Latha" w:hAnsi="Latha" w:cs="Latha"/>
+                <w:sz w:val="28"/>
+                <w:szCs w:val="28"/>
+                <w:highlight w:val="yellow"/>
+                <w:cs/>
+                <w:lang w:bidi="ta-IN"/>
+              </w:rPr>
+              <w:t>த்</w:t>
+            </w:r>
+            <w:r>
+              <w:rPr>
+                <w:rFonts w:ascii="Latha" w:hAnsi="Latha" w:cs="Latha"/>
+                <w:sz w:val="28"/>
+                <w:szCs w:val="28"/>
+                <w:cs/>
+                <w:lang w:bidi="ta-IN"/>
+              </w:rPr>
+              <w:t>வமதோ</w:t>
+            </w:r>
+            <w:r>
+              <w:rPr>
+                <w:rFonts w:ascii="BRH Tamil Tab Extra" w:hAnsi="BRH Tamil Tab Extra" w:cs="Latha"/>
+                <w:b/>
+                <w:sz w:val="36"/>
+                <w:szCs w:val="28"/>
+                <w:lang w:bidi="ta-IN"/>
+              </w:rPr>
+              <w:t>‡</w:t>
             </w:r>
             <w:r>
               <w:rPr>
@@ -8743,7 +10490,108 @@
                 <w:cs/>
                 <w:lang w:bidi="ta-IN"/>
               </w:rPr>
-              <w:t>3</w:t>
+              <w:t>2</w:t>
+            </w:r>
+            <w:r>
+              <w:rPr>
+                <w:rFonts w:ascii="Latha" w:hAnsi="Latha" w:cs="Latha"/>
+                <w:sz w:val="28"/>
+                <w:szCs w:val="28"/>
+                <w:lang w:bidi="ta-IN"/>
+              </w:rPr>
+              <w:t xml:space="preserve"> | </w:t>
+            </w:r>
+            <w:r>
+              <w:rPr>
+                <w:rFonts w:ascii="Latha" w:hAnsi="Latha" w:cs="Latha"/>
+                <w:sz w:val="28"/>
+                <w:szCs w:val="28"/>
+                <w:cs/>
+                <w:lang w:bidi="ta-IN"/>
+              </w:rPr>
+              <w:t>ஸ</w:t>
+            </w:r>
+            <w:r>
+              <w:rPr>
+                <w:rFonts w:ascii="BRH Tamil Tab Extra" w:hAnsi="BRH Tamil Tab Extra" w:cs="Latha"/>
+                <w:b/>
+                <w:sz w:val="32"/>
+                <w:szCs w:val="28"/>
+                <w:lang w:bidi="ta-IN"/>
+              </w:rPr>
+              <w:t>…</w:t>
+            </w:r>
+            <w:r>
+              <w:rPr>
+                <w:rFonts w:ascii="Latha" w:hAnsi="Latha" w:cs="Latha"/>
+                <w:sz w:val="28"/>
+                <w:szCs w:val="28"/>
+                <w:cs/>
+                <w:lang w:bidi="ta-IN"/>
+              </w:rPr>
+              <w:t>ம்</w:t>
+            </w:r>
+            <w:r>
+              <w:rPr>
+                <w:rFonts w:ascii="BRH Devanagari Extra" w:hAnsi="BRH Devanagari Extra" w:cs="Latha"/>
+                <w:b/>
+                <w:sz w:val="36"/>
+                <w:szCs w:val="28"/>
+                <w:lang w:bidi="ta-IN"/>
+              </w:rPr>
+              <w:t>Æ</w:t>
+            </w:r>
+            <w:r>
+              <w:rPr>
+                <w:rFonts w:ascii="Latha" w:hAnsi="Latha" w:cs="Latha"/>
+                <w:sz w:val="28"/>
+                <w:szCs w:val="28"/>
+                <w:cs/>
+                <w:lang w:bidi="ta-IN"/>
+              </w:rPr>
+              <w:t>ய</w:t>
+            </w:r>
+            <w:r>
+              <w:rPr>
+                <w:rFonts w:ascii="BRH Tamil Tab Extra" w:hAnsi="BRH Tamil Tab Extra" w:cs="Latha"/>
+                <w:b/>
+                <w:sz w:val="32"/>
+                <w:szCs w:val="28"/>
+                <w:highlight w:val="yellow"/>
+                <w:lang w:bidi="ta-IN"/>
+              </w:rPr>
+              <w:t>…</w:t>
+            </w:r>
+            <w:r>
+              <w:rPr>
+                <w:rFonts w:ascii="Latha" w:hAnsi="Latha" w:cs="Latha"/>
+                <w:sz w:val="28"/>
+                <w:szCs w:val="28"/>
+                <w:highlight w:val="yellow"/>
+                <w:cs/>
+                <w:lang w:bidi="ta-IN"/>
+              </w:rPr>
+              <w:t>த்</w:t>
+            </w:r>
+            <w:r>
+              <w:rPr>
+                <w:rFonts w:ascii="Latha" w:hAnsi="Latha" w:cs="Latha"/>
+                <w:sz w:val="28"/>
+                <w:szCs w:val="28"/>
+                <w:cs/>
+                <w:lang w:bidi="ta-IN"/>
+              </w:rPr>
+              <w:t>வமிதி</w:t>
+            </w:r>
+            <w:r>
+              <w:rPr>
+                <w:rFonts w:ascii="BRH Tamil Tab Extra" w:hAnsi="BRH Tamil Tab Extra" w:cs="Latha"/>
+                <w:b/>
+                <w:sz w:val="36"/>
+                <w:szCs w:val="28"/>
+                <w:lang w:bidi="ta-IN"/>
+              </w:rPr>
+              <w:t>†</w:t>
             </w:r>
             <w:r>
               <w:rPr>
@@ -8759,223 +10607,68 @@
                 <w:rFonts w:ascii="Latha" w:hAnsi="Latha" w:cs="Latha"/>
                 <w:sz w:val="28"/>
                 <w:szCs w:val="28"/>
-                <w:highlight w:val="yellow"/>
-                <w:cs/>
-                <w:lang w:bidi="ta-IN"/>
-              </w:rPr>
-              <w:t>த</w:t>
-            </w:r>
-            <w:r>
-              <w:rPr>
-                <w:rFonts w:ascii="Latha" w:hAnsi="Latha" w:cs="Latha"/>
-                <w:b/>
-                <w:bCs/>
-                <w:position w:val="-12"/>
-                <w:sz w:val="28"/>
-                <w:szCs w:val="28"/>
-                <w:highlight w:val="yellow"/>
-                <w:cs/>
-                <w:lang w:bidi="ta-IN"/>
-              </w:rPr>
-              <w:t>3</w:t>
-            </w:r>
-            <w:r>
-              <w:rPr>
-                <w:rFonts w:ascii="Latha" w:hAnsi="Latha" w:cs="Latha"/>
-                <w:sz w:val="28"/>
-                <w:szCs w:val="28"/>
-                <w:highlight w:val="yellow"/>
-                <w:cs/>
-                <w:lang w:bidi="ta-IN"/>
-              </w:rPr>
-              <w:t>த்</w:t>
-            </w:r>
-            <w:r>
-              <w:rPr>
-                <w:rFonts w:ascii="Latha" w:hAnsi="Latha" w:cs="Latha"/>
-                <w:b/>
-                <w:bCs/>
-                <w:position w:val="-12"/>
-                <w:sz w:val="28"/>
-                <w:szCs w:val="28"/>
-                <w:highlight w:val="yellow"/>
-                <w:cs/>
-                <w:lang w:bidi="ta-IN"/>
-              </w:rPr>
-              <w:t>3</w:t>
-            </w:r>
-            <w:r>
-              <w:rPr>
-                <w:rFonts w:ascii="Latha" w:hAnsi="Latha" w:cs="Latha"/>
-                <w:sz w:val="28"/>
-                <w:szCs w:val="28"/>
-                <w:highlight w:val="yellow"/>
-                <w:cs/>
-                <w:lang w:bidi="ta-IN"/>
-              </w:rPr>
-              <w:t>‌தி</w:t>
-            </w:r>
-            <w:r>
-              <w:rPr>
-                <w:rFonts w:ascii="BRH Tamil Tab Extra" w:hAnsi="BRH Tamil Tab Extra" w:cs="Latha"/>
+                <w:cs/>
+                <w:lang w:bidi="ta-IN"/>
+              </w:rPr>
+              <w:t>ஸம்</w:t>
+            </w:r>
+            <w:r>
+              <w:rPr>
+                <w:rFonts w:ascii="BRH Devanagari Extra" w:hAnsi="BRH Devanagari Extra" w:cs="Latha"/>
                 <w:b/>
                 <w:sz w:val="36"/>
                 <w:szCs w:val="28"/>
-                <w:highlight w:val="yellow"/>
-                <w:lang w:bidi="ta-IN"/>
-              </w:rPr>
-              <w:t>†</w:t>
-            </w:r>
-            <w:r>
-              <w:rPr>
-                <w:rFonts w:ascii="Latha" w:hAnsi="Latha" w:cs="Latha"/>
-                <w:b/>
-                <w:bCs/>
-                <w:position w:val="-12"/>
-                <w:sz w:val="28"/>
-                <w:szCs w:val="28"/>
-                <w:highlight w:val="yellow"/>
-                <w:cs/>
-                <w:lang w:bidi="ta-IN"/>
-              </w:rPr>
-              <w:t>4</w:t>
-            </w:r>
-            <w:r>
-              <w:rPr>
-                <w:rFonts w:ascii="Latha" w:hAnsi="Latha" w:cs="Latha"/>
-                <w:sz w:val="28"/>
-                <w:szCs w:val="28"/>
-                <w:lang w:bidi="ta-IN"/>
-              </w:rPr>
-              <w:t xml:space="preserve"> | </w:t>
-            </w:r>
-            <w:r>
-              <w:rPr>
-                <w:rFonts w:ascii="Latha" w:hAnsi="Latha" w:cs="Latha"/>
-                <w:sz w:val="28"/>
-                <w:szCs w:val="28"/>
-                <w:cs/>
-                <w:lang w:bidi="ta-IN"/>
-              </w:rPr>
-              <w:t>த</w:t>
-            </w:r>
-            <w:r>
-              <w:rPr>
-                <w:rFonts w:ascii="Latha" w:hAnsi="Latha" w:cs="Latha"/>
-                <w:b/>
-                <w:bCs/>
-                <w:position w:val="-12"/>
-                <w:sz w:val="28"/>
-                <w:szCs w:val="28"/>
-                <w:cs/>
-                <w:lang w:bidi="ta-IN"/>
-              </w:rPr>
-              <w:t>3</w:t>
-            </w:r>
-            <w:r>
-              <w:rPr>
-                <w:rFonts w:ascii="Latha" w:hAnsi="Latha" w:cs="Latha"/>
-                <w:sz w:val="28"/>
-                <w:szCs w:val="28"/>
-                <w:cs/>
-                <w:lang w:bidi="ta-IN"/>
-              </w:rPr>
-              <w:t>த்</w:t>
-            </w:r>
-            <w:r>
-              <w:rPr>
-                <w:rFonts w:ascii="Latha" w:hAnsi="Latha" w:cs="Latha"/>
-                <w:b/>
-                <w:bCs/>
-                <w:position w:val="-12"/>
-                <w:sz w:val="28"/>
-                <w:szCs w:val="28"/>
-                <w:cs/>
-                <w:lang w:bidi="ta-IN"/>
-              </w:rPr>
-              <w:t>3</w:t>
-            </w:r>
-            <w:r>
-              <w:rPr>
-                <w:rFonts w:ascii="Latha" w:hAnsi="Latha" w:cs="Latha"/>
-                <w:sz w:val="28"/>
-                <w:szCs w:val="28"/>
-                <w:cs/>
-                <w:lang w:bidi="ta-IN"/>
-              </w:rPr>
-              <w:t>த்</w:t>
-            </w:r>
-            <w:r>
-              <w:rPr>
-                <w:rFonts w:ascii="Latha" w:hAnsi="Latha" w:cs="Latha"/>
-                <w:b/>
-                <w:bCs/>
-                <w:position w:val="-12"/>
-                <w:sz w:val="28"/>
-                <w:szCs w:val="28"/>
-                <w:cs/>
-                <w:lang w:bidi="ta-IN"/>
-              </w:rPr>
-              <w:t>4</w:t>
-            </w:r>
-            <w:r>
-              <w:rPr>
-                <w:rFonts w:ascii="Latha" w:hAnsi="Latha" w:cs="Latha"/>
-                <w:sz w:val="28"/>
-                <w:szCs w:val="28"/>
-                <w:cs/>
-                <w:lang w:bidi="ta-IN"/>
-              </w:rPr>
-              <w:t>யா</w:t>
-            </w:r>
-            <w:r>
-              <w:rPr>
-                <w:rFonts w:ascii="BRH Tamil Tab Extra" w:hAnsi="BRH Tamil Tab Extra" w:cs="Latha"/>
-                <w:b/>
-                <w:sz w:val="36"/>
-                <w:szCs w:val="28"/>
-                <w:lang w:bidi="ta-IN"/>
-              </w:rPr>
-              <w:t>†</w:t>
-            </w:r>
-            <w:r>
-              <w:rPr>
-                <w:rFonts w:ascii="Latha" w:hAnsi="Latha" w:cs="Latha"/>
-                <w:sz w:val="28"/>
-                <w:szCs w:val="28"/>
-                <w:cs/>
-                <w:lang w:bidi="ta-IN"/>
-              </w:rPr>
-              <w:t>ர</w:t>
-            </w:r>
-            <w:r>
-              <w:rPr>
-                <w:rFonts w:ascii="BRH Tamil Tab Extra" w:hAnsi="BRH Tamil Tab Extra" w:cs="Latha"/>
-                <w:b/>
-                <w:sz w:val="32"/>
-                <w:szCs w:val="28"/>
-                <w:lang w:bidi="ta-IN"/>
-              </w:rPr>
-              <w:t>…</w:t>
-            </w:r>
-            <w:r>
-              <w:rPr>
-                <w:rFonts w:ascii="Latha" w:hAnsi="Latha" w:cs="Latha"/>
-                <w:sz w:val="28"/>
-                <w:szCs w:val="28"/>
-                <w:cs/>
-                <w:lang w:bidi="ta-IN"/>
-              </w:rPr>
-              <w:t>ண்யம்</w:t>
-            </w:r>
-            <w:r>
-              <w:rPr>
-                <w:rFonts w:ascii="Latha" w:hAnsi="Latha" w:cs="Latha"/>
-                <w:sz w:val="28"/>
-                <w:szCs w:val="28"/>
-                <w:lang w:bidi="ta-IN"/>
-              </w:rPr>
-              <w:t xml:space="preserve"> |</w:t>
+                <w:lang w:bidi="ta-IN"/>
+              </w:rPr>
+              <w:t>Æ</w:t>
+            </w:r>
+            <w:r>
+              <w:rPr>
+                <w:rFonts w:ascii="Latha" w:hAnsi="Latha" w:cs="Latha"/>
+                <w:sz w:val="28"/>
+                <w:szCs w:val="28"/>
+                <w:cs/>
+                <w:lang w:bidi="ta-IN"/>
+              </w:rPr>
+              <w:t>யத்</w:t>
+            </w:r>
+            <w:r>
+              <w:rPr>
+                <w:rFonts w:ascii="Latha" w:hAnsi="Latha" w:cs="Latha"/>
+                <w:sz w:val="28"/>
+                <w:szCs w:val="28"/>
+                <w:lang w:bidi="ta-IN"/>
+              </w:rPr>
+              <w:t xml:space="preserve"> - </w:t>
+            </w:r>
+            <w:r>
+              <w:rPr>
+                <w:rFonts w:ascii="Latha" w:hAnsi="Latha" w:cs="Latha"/>
+                <w:sz w:val="28"/>
+                <w:szCs w:val="28"/>
+                <w:cs/>
+                <w:lang w:bidi="ta-IN"/>
+              </w:rPr>
+              <w:t>த்வம்</w:t>
+            </w:r>
+            <w:r>
+              <w:rPr>
+                <w:rFonts w:ascii="Latha" w:hAnsi="Latha" w:cs="Latha"/>
+                <w:sz w:val="28"/>
+                <w:szCs w:val="28"/>
+                <w:lang w:bidi="ta-IN"/>
+              </w:rPr>
+              <w:t xml:space="preserve"> </w:t>
+            </w:r>
+            <w:r>
+              <w:rPr>
+                <w:rFonts w:ascii="Latha" w:hAnsi="Latha" w:cs="Latha"/>
+                <w:sz w:val="28"/>
+                <w:szCs w:val="28"/>
+                <w:lang w:bidi="ta-IN"/>
+              </w:rPr>
+              <w:lastRenderedPageBreak/>
+              <w:t>|</w:t>
             </w:r>
           </w:p>
         </w:tc>
@@ -8994,7 +10687,6 @@
                 <w:rFonts w:ascii="Latha" w:hAnsi="Latha" w:cs="Latha"/>
                 <w:sz w:val="28"/>
                 <w:szCs w:val="28"/>
-                <w:cs/>
                 <w:lang w:bidi="ta-IN"/>
               </w:rPr>
             </w:pPr>
@@ -9006,20 +10698,68 @@
                 <w:cs/>
                 <w:lang w:bidi="ta-IN"/>
               </w:rPr>
-              <w:t>யத்</w:t>
-            </w:r>
-            <w:r>
-              <w:rPr>
-                <w:rFonts w:ascii="Latha" w:hAnsi="Latha" w:cs="Latha"/>
-                <w:b/>
-                <w:bCs/>
-                <w:position w:val="-12"/>
-                <w:sz w:val="28"/>
-                <w:szCs w:val="28"/>
-                <w:cs/>
-                <w:lang w:bidi="ta-IN"/>
-              </w:rPr>
-              <w:t>3</w:t>
+              <w:lastRenderedPageBreak/>
+              <w:t>ஸ</w:t>
+            </w:r>
+            <w:r>
+              <w:rPr>
+                <w:rFonts w:ascii="BRH Tamil Tab Extra" w:hAnsi="BRH Tamil Tab Extra" w:cs="Latha"/>
+                <w:b/>
+                <w:sz w:val="32"/>
+                <w:szCs w:val="28"/>
+                <w:lang w:bidi="ta-IN"/>
+              </w:rPr>
+              <w:t>…</w:t>
+            </w:r>
+            <w:r>
+              <w:rPr>
+                <w:rFonts w:ascii="Latha" w:hAnsi="Latha" w:cs="Latha"/>
+                <w:sz w:val="28"/>
+                <w:szCs w:val="28"/>
+                <w:cs/>
+                <w:lang w:bidi="ta-IN"/>
+              </w:rPr>
+              <w:t>ம்</w:t>
+            </w:r>
+            <w:r>
+              <w:rPr>
+                <w:rFonts w:ascii="BRH Devanagari Extra" w:hAnsi="BRH Devanagari Extra" w:cs="Latha"/>
+                <w:b/>
+                <w:sz w:val="36"/>
+                <w:szCs w:val="28"/>
+                <w:lang w:bidi="ta-IN"/>
+              </w:rPr>
+              <w:t>Æ</w:t>
+            </w:r>
+            <w:r>
+              <w:rPr>
+                <w:rFonts w:ascii="Latha" w:hAnsi="Latha" w:cs="Latha"/>
+                <w:sz w:val="28"/>
+                <w:szCs w:val="28"/>
+                <w:cs/>
+                <w:lang w:bidi="ta-IN"/>
+              </w:rPr>
+              <w:t>யதா</w:t>
+            </w:r>
+            <w:r>
+              <w:rPr>
+                <w:rFonts w:ascii="BRH Devanagari Extra" w:hAnsi="BRH Devanagari Extra" w:cs="Latha"/>
+                <w:b/>
+                <w:sz w:val="36"/>
+                <w:szCs w:val="28"/>
+                <w:lang w:bidi="ta-IN"/>
+              </w:rPr>
+              <w:t>óè</w:t>
+            </w:r>
+            <w:r>
+              <w:rPr>
+                <w:rFonts w:ascii="BRH Tamil Tab Extra" w:hAnsi="BRH Tamil Tab Extra" w:cs="Latha"/>
+                <w:b/>
+                <w:sz w:val="36"/>
+                <w:szCs w:val="28"/>
+                <w:lang w:bidi="ta-IN"/>
+              </w:rPr>
+              <w:t>†</w:t>
             </w:r>
             <w:r>
               <w:rPr>
@@ -9035,466 +10775,52 @@
                 <w:rFonts w:ascii="Latha" w:hAnsi="Latha" w:cs="Latha"/>
                 <w:sz w:val="28"/>
                 <w:szCs w:val="28"/>
+                <w:cs/>
+                <w:lang w:bidi="ta-IN"/>
+              </w:rPr>
+              <w:t>ஸம்</w:t>
+            </w:r>
+            <w:r>
+              <w:rPr>
+                <w:rFonts w:ascii="BRH Devanagari Extra" w:hAnsi="BRH Devanagari Extra" w:cs="Latha"/>
+                <w:b/>
+                <w:sz w:val="36"/>
+                <w:szCs w:val="28"/>
+                <w:lang w:bidi="ta-IN"/>
+              </w:rPr>
+              <w:t>Æ</w:t>
+            </w:r>
+            <w:r>
+              <w:rPr>
+                <w:rFonts w:ascii="Latha" w:hAnsi="Latha" w:cs="Latha"/>
+                <w:sz w:val="28"/>
+                <w:szCs w:val="28"/>
+                <w:cs/>
+                <w:lang w:bidi="ta-IN"/>
+              </w:rPr>
+              <w:t>ய</w:t>
+            </w:r>
+            <w:r>
+              <w:rPr>
+                <w:rFonts w:ascii="BRH Tamil Tab Extra" w:hAnsi="BRH Tamil Tab Extra" w:cs="Latha"/>
+                <w:b/>
+                <w:sz w:val="32"/>
+                <w:szCs w:val="28"/>
                 <w:highlight w:val="green"/>
-                <w:cs/>
-                <w:lang w:bidi="ta-IN"/>
-              </w:rPr>
-              <w:t>த</w:t>
-            </w:r>
-            <w:r>
-              <w:rPr>
-                <w:rFonts w:ascii="Latha" w:hAnsi="Latha" w:cs="Latha"/>
-                <w:b/>
-                <w:bCs/>
-                <w:position w:val="-12"/>
+                <w:lang w:bidi="ta-IN"/>
+              </w:rPr>
+              <w:t>…</w:t>
+            </w:r>
+            <w:r>
+              <w:rPr>
+                <w:rFonts w:ascii="Latha" w:hAnsi="Latha" w:cs="Latha"/>
                 <w:sz w:val="28"/>
                 <w:szCs w:val="28"/>
                 <w:highlight w:val="green"/>
                 <w:cs/>
                 <w:lang w:bidi="ta-IN"/>
               </w:rPr>
-              <w:t>3</w:t>
-            </w:r>
-            <w:r>
-              <w:rPr>
-                <w:rFonts w:ascii="Latha" w:hAnsi="Latha" w:cs="Latha"/>
-                <w:sz w:val="28"/>
-                <w:szCs w:val="28"/>
-                <w:highlight w:val="green"/>
-                <w:cs/>
-                <w:lang w:bidi="ta-IN"/>
-              </w:rPr>
-              <w:t>தி</w:t>
-            </w:r>
-            <w:r>
-              <w:rPr>
-                <w:rFonts w:ascii="BRH Tamil Tab Extra" w:hAnsi="BRH Tamil Tab Extra" w:cs="Latha"/>
-                <w:b/>
-                <w:sz w:val="36"/>
-                <w:szCs w:val="28"/>
-                <w:highlight w:val="green"/>
-                <w:lang w:bidi="ta-IN"/>
-              </w:rPr>
-              <w:t>†</w:t>
-            </w:r>
-            <w:r>
-              <w:rPr>
-                <w:rFonts w:ascii="Latha" w:hAnsi="Latha" w:cs="Latha"/>
-                <w:b/>
-                <w:bCs/>
-                <w:position w:val="-12"/>
-                <w:sz w:val="28"/>
-                <w:szCs w:val="28"/>
-                <w:highlight w:val="green"/>
-                <w:cs/>
-                <w:lang w:bidi="ta-IN"/>
-              </w:rPr>
-              <w:t>4</w:t>
-            </w:r>
-            <w:r>
-              <w:rPr>
-                <w:rFonts w:ascii="Latha" w:hAnsi="Latha" w:cs="Latha"/>
-                <w:sz w:val="28"/>
-                <w:szCs w:val="28"/>
-                <w:lang w:bidi="ta-IN"/>
-              </w:rPr>
-              <w:t xml:space="preserve"> | </w:t>
-            </w:r>
-            <w:r>
-              <w:rPr>
-                <w:rFonts w:ascii="Latha" w:hAnsi="Latha" w:cs="Latha"/>
-                <w:sz w:val="28"/>
-                <w:szCs w:val="28"/>
-                <w:cs/>
-                <w:lang w:bidi="ta-IN"/>
-              </w:rPr>
-              <w:t>த</w:t>
-            </w:r>
-            <w:r>
-              <w:rPr>
-                <w:rFonts w:ascii="Latha" w:hAnsi="Latha" w:cs="Latha"/>
-                <w:b/>
-                <w:bCs/>
-                <w:position w:val="-12"/>
-                <w:sz w:val="28"/>
-                <w:szCs w:val="28"/>
-                <w:cs/>
-                <w:lang w:bidi="ta-IN"/>
-              </w:rPr>
-              <w:t>3</w:t>
-            </w:r>
-            <w:r>
-              <w:rPr>
-                <w:rFonts w:ascii="Latha" w:hAnsi="Latha" w:cs="Latha"/>
-                <w:sz w:val="28"/>
-                <w:szCs w:val="28"/>
-                <w:cs/>
-                <w:lang w:bidi="ta-IN"/>
-              </w:rPr>
-              <w:t>த்</w:t>
-            </w:r>
-            <w:r>
-              <w:rPr>
-                <w:rFonts w:ascii="Latha" w:hAnsi="Latha" w:cs="Latha"/>
-                <w:b/>
-                <w:bCs/>
-                <w:position w:val="-12"/>
-                <w:sz w:val="28"/>
-                <w:szCs w:val="28"/>
-                <w:cs/>
-                <w:lang w:bidi="ta-IN"/>
-              </w:rPr>
-              <w:t>3</w:t>
-            </w:r>
-            <w:r>
-              <w:rPr>
-                <w:rFonts w:ascii="Latha" w:hAnsi="Latha" w:cs="Latha"/>
-                <w:sz w:val="28"/>
-                <w:szCs w:val="28"/>
-                <w:cs/>
-                <w:lang w:bidi="ta-IN"/>
-              </w:rPr>
-              <w:t>த்</w:t>
-            </w:r>
-            <w:r>
-              <w:rPr>
-                <w:rFonts w:ascii="Latha" w:hAnsi="Latha" w:cs="Latha"/>
-                <w:b/>
-                <w:bCs/>
-                <w:position w:val="-12"/>
-                <w:sz w:val="28"/>
-                <w:szCs w:val="28"/>
-                <w:cs/>
-                <w:lang w:bidi="ta-IN"/>
-              </w:rPr>
-              <w:t>4</w:t>
-            </w:r>
-            <w:r>
-              <w:rPr>
-                <w:rFonts w:ascii="Latha" w:hAnsi="Latha" w:cs="Latha"/>
-                <w:sz w:val="28"/>
-                <w:szCs w:val="28"/>
-                <w:cs/>
-                <w:lang w:bidi="ta-IN"/>
-              </w:rPr>
-              <w:t>யா</w:t>
-            </w:r>
-            <w:r>
-              <w:rPr>
-                <w:rFonts w:ascii="BRH Tamil Tab Extra" w:hAnsi="BRH Tamil Tab Extra" w:cs="Latha"/>
-                <w:b/>
-                <w:sz w:val="36"/>
-                <w:szCs w:val="28"/>
-                <w:lang w:bidi="ta-IN"/>
-              </w:rPr>
-              <w:t>†</w:t>
-            </w:r>
-            <w:r>
-              <w:rPr>
-                <w:rFonts w:ascii="Latha" w:hAnsi="Latha" w:cs="Latha"/>
-                <w:sz w:val="28"/>
-                <w:szCs w:val="28"/>
-                <w:cs/>
-                <w:lang w:bidi="ta-IN"/>
-              </w:rPr>
-              <w:t>ர</w:t>
-            </w:r>
-            <w:r>
-              <w:rPr>
-                <w:rFonts w:ascii="BRH Tamil Tab Extra" w:hAnsi="BRH Tamil Tab Extra" w:cs="Latha"/>
-                <w:b/>
-                <w:sz w:val="32"/>
-                <w:szCs w:val="28"/>
-                <w:lang w:bidi="ta-IN"/>
-              </w:rPr>
-              <w:t>…</w:t>
-            </w:r>
-            <w:r>
-              <w:rPr>
-                <w:rFonts w:ascii="Latha" w:hAnsi="Latha" w:cs="Latha"/>
-                <w:sz w:val="28"/>
-                <w:szCs w:val="28"/>
-                <w:cs/>
-                <w:lang w:bidi="ta-IN"/>
-              </w:rPr>
-              <w:t>ண்யம்</w:t>
-            </w:r>
-            <w:r>
-              <w:rPr>
-                <w:rFonts w:ascii="Latha" w:hAnsi="Latha" w:cs="Latha"/>
-                <w:sz w:val="28"/>
-                <w:szCs w:val="28"/>
-                <w:lang w:bidi="ta-IN"/>
-              </w:rPr>
-              <w:t xml:space="preserve"> |</w:t>
-            </w:r>
-          </w:p>
-        </w:tc>
-      </w:tr>
-      <w:tr>
-        <w:trPr>
-          <w:trHeight w:val="1685"/>
-        </w:trPr>
-        <w:tc>
-          <w:tcPr>
-            <w:tcW w:w="3906" w:type="dxa"/>
-          </w:tcPr>
-          <w:p>
-            <w:pPr>
-              <w:widowControl w:val="0"/>
-              <w:tabs>
-                <w:tab w:val="left" w:pos="993"/>
-              </w:tabs>
-              <w:autoSpaceDE w:val="0"/>
-              <w:autoSpaceDN w:val="0"/>
-              <w:adjustRightInd w:val="0"/>
-              <w:spacing w:before="0" w:line="252" w:lineRule="auto"/>
-              <w:ind w:right="297"/>
-              <w:rPr>
-                <w:rFonts w:cs="Arial"/>
-                <w:b/>
-                <w:sz w:val="28"/>
-                <w:szCs w:val="28"/>
-              </w:rPr>
-            </w:pPr>
-            <w:r>
-              <w:rPr>
-                <w:rFonts w:cs="Arial"/>
-                <w:b/>
-                <w:sz w:val="28"/>
-                <w:szCs w:val="28"/>
-              </w:rPr>
-              <w:t>T.S.5.2.10.6 – Kramam</w:t>
-            </w:r>
-          </w:p>
-          <w:p>
-            <w:pPr>
-              <w:widowControl w:val="0"/>
-              <w:tabs>
-                <w:tab w:val="left" w:pos="993"/>
-              </w:tabs>
-              <w:autoSpaceDE w:val="0"/>
-              <w:autoSpaceDN w:val="0"/>
-              <w:adjustRightInd w:val="0"/>
-              <w:spacing w:before="0" w:line="252" w:lineRule="auto"/>
-              <w:ind w:right="297"/>
-              <w:rPr>
-                <w:rFonts w:cs="Arial"/>
-                <w:b/>
-                <w:sz w:val="28"/>
-                <w:szCs w:val="28"/>
-                <w:lang w:val="en-IN"/>
-              </w:rPr>
-            </w:pPr>
-            <w:r>
-              <w:rPr>
-                <w:rFonts w:cs="Arial"/>
-                <w:b/>
-                <w:sz w:val="28"/>
-                <w:szCs w:val="28"/>
-                <w:lang w:val="en-IN"/>
-              </w:rPr>
-              <w:t xml:space="preserve">Krama Vaakyam No.– </w:t>
-            </w:r>
-            <w:r>
-              <w:rPr>
-                <w:rFonts w:cs="Arial"/>
-                <w:b/>
-                <w:sz w:val="28"/>
-                <w:szCs w:val="28"/>
-                <w:lang w:val="en-IN"/>
-              </w:rPr>
-              <w:t>38,</w:t>
-            </w:r>
-            <w:r>
-              <w:rPr>
-                <w:rFonts w:cs="Arial"/>
-                <w:b/>
-                <w:sz w:val="28"/>
-                <w:szCs w:val="28"/>
-                <w:lang w:val="en-IN"/>
-              </w:rPr>
-              <w:t>40,41</w:t>
-            </w:r>
-          </w:p>
-          <w:p>
-            <w:pPr>
-              <w:widowControl w:val="0"/>
-              <w:tabs>
-                <w:tab w:val="left" w:pos="993"/>
-              </w:tabs>
-              <w:autoSpaceDE w:val="0"/>
-              <w:autoSpaceDN w:val="0"/>
-              <w:adjustRightInd w:val="0"/>
-              <w:spacing w:before="0" w:line="252" w:lineRule="auto"/>
-              <w:ind w:right="297"/>
-              <w:rPr>
-                <w:rFonts w:cs="Arial"/>
-                <w:b/>
-                <w:sz w:val="28"/>
-                <w:szCs w:val="32"/>
-              </w:rPr>
-            </w:pPr>
-            <w:r>
-              <w:rPr>
-                <w:rFonts w:cs="Arial"/>
-                <w:b/>
-                <w:sz w:val="28"/>
-                <w:szCs w:val="28"/>
-                <w:lang w:val="it-IT"/>
-              </w:rPr>
-              <w:t>Panchaati No. - 59</w:t>
-            </w:r>
-          </w:p>
-        </w:tc>
-        <w:tc>
-          <w:tcPr>
-            <w:tcW w:w="5103" w:type="dxa"/>
-          </w:tcPr>
-          <w:p>
-            <w:pPr>
-              <w:widowControl w:val="0"/>
-              <w:autoSpaceDE w:val="0"/>
-              <w:autoSpaceDN w:val="0"/>
-              <w:adjustRightInd w:val="0"/>
-              <w:spacing w:before="0" w:line="240" w:lineRule="auto"/>
-              <w:rPr>
-                <w:rFonts w:ascii="Latha" w:hAnsi="Latha" w:cs="Latha"/>
-                <w:sz w:val="28"/>
-                <w:szCs w:val="28"/>
-                <w:lang w:bidi="ta-IN"/>
-              </w:rPr>
-            </w:pPr>
-            <w:r>
-              <w:rPr>
-                <w:rFonts w:ascii="Latha" w:hAnsi="Latha" w:cs="Latha"/>
-                <w:sz w:val="28"/>
-                <w:szCs w:val="28"/>
-                <w:cs/>
-                <w:lang w:bidi="ta-IN"/>
-              </w:rPr>
-              <w:t>ஸ</w:t>
-            </w:r>
-            <w:r>
-              <w:rPr>
-                <w:rFonts w:ascii="BRH Tamil Tab Extra" w:hAnsi="BRH Tamil Tab Extra" w:cs="Latha"/>
-                <w:b/>
-                <w:sz w:val="32"/>
-                <w:szCs w:val="28"/>
-                <w:lang w:bidi="ta-IN"/>
-              </w:rPr>
-              <w:t>…</w:t>
-            </w:r>
-            <w:r>
-              <w:rPr>
-                <w:rFonts w:ascii="Latha" w:hAnsi="Latha" w:cs="Latha"/>
-                <w:sz w:val="28"/>
-                <w:szCs w:val="28"/>
-                <w:cs/>
-                <w:lang w:bidi="ta-IN"/>
-              </w:rPr>
-              <w:t>ம்</w:t>
-            </w:r>
-            <w:r>
-              <w:rPr>
-                <w:rFonts w:ascii="BRH Devanagari Extra" w:hAnsi="BRH Devanagari Extra" w:cs="Latha"/>
-                <w:b/>
-                <w:sz w:val="36"/>
-                <w:szCs w:val="28"/>
-                <w:lang w:bidi="ta-IN"/>
-              </w:rPr>
-              <w:t>Æ</w:t>
-            </w:r>
-            <w:r>
-              <w:rPr>
-                <w:rFonts w:ascii="Latha" w:hAnsi="Latha" w:cs="Latha"/>
-                <w:sz w:val="28"/>
-                <w:szCs w:val="28"/>
-                <w:cs/>
-                <w:lang w:bidi="ta-IN"/>
-              </w:rPr>
-              <w:t>யதா</w:t>
-            </w:r>
-            <w:r>
-              <w:rPr>
-                <w:rFonts w:ascii="BRH Devanagari Extra" w:hAnsi="BRH Devanagari Extra" w:cs="Latha"/>
-                <w:b/>
-                <w:sz w:val="36"/>
-                <w:szCs w:val="28"/>
-                <w:lang w:bidi="ta-IN"/>
-              </w:rPr>
-              <w:t>óè</w:t>
-            </w:r>
-            <w:r>
-              <w:rPr>
-                <w:rFonts w:ascii="BRH Tamil Tab Extra" w:hAnsi="BRH Tamil Tab Extra" w:cs="Latha"/>
-                <w:b/>
-                <w:sz w:val="36"/>
-                <w:szCs w:val="28"/>
-                <w:lang w:bidi="ta-IN"/>
-              </w:rPr>
-              <w:t>†</w:t>
-            </w:r>
-            <w:r>
-              <w:rPr>
-                <w:rFonts w:ascii="Latha" w:hAnsi="Latha" w:cs="Latha"/>
-                <w:sz w:val="28"/>
-                <w:szCs w:val="28"/>
-                <w:lang w:bidi="ta-IN"/>
-              </w:rPr>
-              <w:t xml:space="preserve"> </w:t>
-            </w:r>
-            <w:r>
-              <w:rPr>
-                <w:rFonts w:ascii="Latha" w:hAnsi="Latha" w:cs="Latha"/>
-                <w:sz w:val="28"/>
-                <w:szCs w:val="28"/>
-                <w:cs/>
-                <w:lang w:bidi="ta-IN"/>
-              </w:rPr>
-              <w:t>ஸம்</w:t>
-            </w:r>
-            <w:r>
-              <w:rPr>
-                <w:rFonts w:ascii="BRH Devanagari Extra" w:hAnsi="BRH Devanagari Extra" w:cs="Latha"/>
-                <w:b/>
-                <w:sz w:val="36"/>
-                <w:szCs w:val="28"/>
-                <w:lang w:bidi="ta-IN"/>
-              </w:rPr>
-              <w:t>Æ</w:t>
-            </w:r>
-            <w:r>
-              <w:rPr>
-                <w:rFonts w:ascii="Latha" w:hAnsi="Latha" w:cs="Latha"/>
-                <w:sz w:val="28"/>
-                <w:szCs w:val="28"/>
-                <w:cs/>
-                <w:lang w:bidi="ta-IN"/>
-              </w:rPr>
-              <w:t>ய</w:t>
-            </w:r>
-            <w:r>
-              <w:rPr>
-                <w:rFonts w:ascii="BRH Tamil Tab Extra" w:hAnsi="BRH Tamil Tab Extra" w:cs="Latha"/>
-                <w:b/>
-                <w:sz w:val="32"/>
-                <w:szCs w:val="28"/>
-                <w:highlight w:val="yellow"/>
-                <w:lang w:bidi="ta-IN"/>
-              </w:rPr>
-              <w:t>…</w:t>
-            </w:r>
-            <w:r>
-              <w:rPr>
-                <w:rFonts w:ascii="Latha" w:hAnsi="Latha" w:cs="Latha"/>
-                <w:sz w:val="28"/>
-                <w:szCs w:val="28"/>
-                <w:highlight w:val="yellow"/>
-                <w:cs/>
-                <w:lang w:bidi="ta-IN"/>
-              </w:rPr>
-              <w:t>த்</w:t>
+              <w:t>த்த்</w:t>
             </w:r>
             <w:r>
               <w:rPr>
@@ -9597,11 +10923,11 @@
                 <w:rFonts w:ascii="Latha" w:hAnsi="Latha" w:cs="Latha"/>
                 <w:sz w:val="28"/>
                 <w:szCs w:val="28"/>
-                <w:highlight w:val="yellow"/>
-                <w:cs/>
-                <w:lang w:bidi="ta-IN"/>
-              </w:rPr>
-              <w:t>த்</w:t>
+                <w:highlight w:val="green"/>
+                <w:cs/>
+                <w:lang w:bidi="ta-IN"/>
+              </w:rPr>
+              <w:t>த்த்</w:t>
             </w:r>
             <w:r>
               <w:rPr>
@@ -9701,21 +11027,21 @@
                 <w:b/>
                 <w:sz w:val="32"/>
                 <w:szCs w:val="28"/>
-                <w:highlight w:val="yellow"/>
-                <w:lang w:bidi="ta-IN"/>
-              </w:rPr>
-              <w:t>…</w:t>
-            </w:r>
-            <w:r>
-              <w:rPr>
-                <w:rFonts w:ascii="Latha" w:hAnsi="Latha" w:cs="Latha"/>
-                <w:sz w:val="28"/>
-                <w:szCs w:val="28"/>
-                <w:highlight w:val="yellow"/>
-                <w:cs/>
-                <w:lang w:bidi="ta-IN"/>
-              </w:rPr>
-              <w:t>த்</w:t>
+                <w:highlight w:val="green"/>
+                <w:lang w:bidi="ta-IN"/>
+              </w:rPr>
+              <w:t>…</w:t>
+            </w:r>
+            <w:r>
+              <w:rPr>
+                <w:rFonts w:ascii="Latha" w:hAnsi="Latha" w:cs="Latha"/>
+                <w:sz w:val="28"/>
+                <w:szCs w:val="28"/>
+                <w:highlight w:val="green"/>
+                <w:cs/>
+                <w:lang w:bidi="ta-IN"/>
+              </w:rPr>
+              <w:t>த்த்</w:t>
             </w:r>
             <w:r>
               <w:rPr>
@@ -9793,465 +11119,7 @@
                 <w:cs/>
                 <w:lang w:bidi="ta-IN"/>
               </w:rPr>
-              <w:t>த்வம்</w:t>
-            </w:r>
-            <w:r>
-              <w:rPr>
-                <w:rFonts w:ascii="Latha" w:hAnsi="Latha" w:cs="Latha"/>
-                <w:sz w:val="28"/>
-                <w:szCs w:val="28"/>
-                <w:lang w:bidi="ta-IN"/>
-              </w:rPr>
-              <w:t xml:space="preserve"> |</w:t>
-            </w:r>
-          </w:p>
-        </w:tc>
-        <w:tc>
-          <w:tcPr>
-            <w:tcW w:w="5386" w:type="dxa"/>
-          </w:tcPr>
-          <w:p>
-            <w:pPr>
-              <w:widowControl w:val="0"/>
-              <w:autoSpaceDE w:val="0"/>
-              <w:autoSpaceDN w:val="0"/>
-              <w:adjustRightInd w:val="0"/>
-              <w:spacing w:before="0" w:line="240" w:lineRule="auto"/>
-              <w:rPr>
-                <w:rFonts w:ascii="Latha" w:hAnsi="Latha" w:cs="Latha"/>
-                <w:sz w:val="28"/>
-                <w:szCs w:val="28"/>
-                <w:lang w:bidi="ta-IN"/>
-              </w:rPr>
-            </w:pPr>
-            <w:r>
-              <w:rPr>
-                <w:rFonts w:ascii="Latha" w:hAnsi="Latha" w:cs="Latha"/>
-                <w:sz w:val="28"/>
-                <w:szCs w:val="28"/>
-                <w:cs/>
-                <w:lang w:bidi="ta-IN"/>
-              </w:rPr>
-              <w:t>ஸ</w:t>
-            </w:r>
-            <w:r>
-              <w:rPr>
-                <w:rFonts w:ascii="BRH Tamil Tab Extra" w:hAnsi="BRH Tamil Tab Extra" w:cs="Latha"/>
-                <w:b/>
-                <w:sz w:val="32"/>
-                <w:szCs w:val="28"/>
-                <w:lang w:bidi="ta-IN"/>
-              </w:rPr>
-              <w:t>…</w:t>
-            </w:r>
-            <w:r>
-              <w:rPr>
-                <w:rFonts w:ascii="Latha" w:hAnsi="Latha" w:cs="Latha"/>
-                <w:sz w:val="28"/>
-                <w:szCs w:val="28"/>
-                <w:cs/>
-                <w:lang w:bidi="ta-IN"/>
-              </w:rPr>
-              <w:t>ம்</w:t>
-            </w:r>
-            <w:r>
-              <w:rPr>
-                <w:rFonts w:ascii="BRH Devanagari Extra" w:hAnsi="BRH Devanagari Extra" w:cs="Latha"/>
-                <w:b/>
-                <w:sz w:val="36"/>
-                <w:szCs w:val="28"/>
-                <w:lang w:bidi="ta-IN"/>
-              </w:rPr>
-              <w:t>Æ</w:t>
-            </w:r>
-            <w:r>
-              <w:rPr>
-                <w:rFonts w:ascii="Latha" w:hAnsi="Latha" w:cs="Latha"/>
-                <w:sz w:val="28"/>
-                <w:szCs w:val="28"/>
-                <w:cs/>
-                <w:lang w:bidi="ta-IN"/>
-              </w:rPr>
-              <w:t>யதா</w:t>
-            </w:r>
-            <w:r>
-              <w:rPr>
-                <w:rFonts w:ascii="BRH Devanagari Extra" w:hAnsi="BRH Devanagari Extra" w:cs="Latha"/>
-                <w:b/>
-                <w:sz w:val="36"/>
-                <w:szCs w:val="28"/>
-                <w:lang w:bidi="ta-IN"/>
-              </w:rPr>
-              <w:t>óè</w:t>
-            </w:r>
-            <w:r>
-              <w:rPr>
-                <w:rFonts w:ascii="BRH Tamil Tab Extra" w:hAnsi="BRH Tamil Tab Extra" w:cs="Latha"/>
-                <w:b/>
-                <w:sz w:val="36"/>
-                <w:szCs w:val="28"/>
-                <w:lang w:bidi="ta-IN"/>
-              </w:rPr>
-              <w:t>†</w:t>
-            </w:r>
-            <w:r>
-              <w:rPr>
-                <w:rFonts w:ascii="Latha" w:hAnsi="Latha" w:cs="Latha"/>
-                <w:sz w:val="28"/>
-                <w:szCs w:val="28"/>
-                <w:lang w:bidi="ta-IN"/>
-              </w:rPr>
-              <w:t xml:space="preserve"> </w:t>
-            </w:r>
-            <w:r>
-              <w:rPr>
-                <w:rFonts w:ascii="Latha" w:hAnsi="Latha" w:cs="Latha"/>
-                <w:sz w:val="28"/>
-                <w:szCs w:val="28"/>
-                <w:cs/>
-                <w:lang w:bidi="ta-IN"/>
-              </w:rPr>
-              <w:t>ஸம்</w:t>
-            </w:r>
-            <w:r>
-              <w:rPr>
-                <w:rFonts w:ascii="BRH Devanagari Extra" w:hAnsi="BRH Devanagari Extra" w:cs="Latha"/>
-                <w:b/>
-                <w:sz w:val="36"/>
-                <w:szCs w:val="28"/>
-                <w:lang w:bidi="ta-IN"/>
-              </w:rPr>
-              <w:t>Æ</w:t>
-            </w:r>
-            <w:r>
-              <w:rPr>
-                <w:rFonts w:ascii="Latha" w:hAnsi="Latha" w:cs="Latha"/>
-                <w:sz w:val="28"/>
-                <w:szCs w:val="28"/>
-                <w:cs/>
-                <w:lang w:bidi="ta-IN"/>
-              </w:rPr>
-              <w:t>ய</w:t>
-            </w:r>
-            <w:r>
-              <w:rPr>
-                <w:rFonts w:ascii="BRH Tamil Tab Extra" w:hAnsi="BRH Tamil Tab Extra" w:cs="Latha"/>
-                <w:b/>
-                <w:sz w:val="32"/>
-                <w:szCs w:val="28"/>
-                <w:highlight w:val="green"/>
-                <w:lang w:bidi="ta-IN"/>
-              </w:rPr>
-              <w:t>…</w:t>
-            </w:r>
-            <w:r>
-              <w:rPr>
-                <w:rFonts w:ascii="Latha" w:hAnsi="Latha" w:cs="Latha"/>
-                <w:sz w:val="28"/>
-                <w:szCs w:val="28"/>
-                <w:highlight w:val="green"/>
-                <w:cs/>
-                <w:lang w:bidi="ta-IN"/>
-              </w:rPr>
-              <w:t>த்த்</w:t>
-            </w:r>
-            <w:r>
-              <w:rPr>
-                <w:rFonts w:ascii="Latha" w:hAnsi="Latha" w:cs="Latha"/>
-                <w:sz w:val="28"/>
-                <w:szCs w:val="28"/>
-                <w:cs/>
-                <w:lang w:bidi="ta-IN"/>
-              </w:rPr>
-              <w:t>வம்</w:t>
-            </w:r>
-            <w:r>
-              <w:rPr>
-                <w:rFonts w:ascii="Latha" w:hAnsi="Latha" w:cs="Latha"/>
-                <w:sz w:val="28"/>
-                <w:szCs w:val="28"/>
-                <w:lang w:bidi="ta-IN"/>
-              </w:rPr>
-              <w:t xml:space="preserve"> |</w:t>
-            </w:r>
-          </w:p>
-          <w:p>
-            <w:pPr>
-              <w:widowControl w:val="0"/>
-              <w:autoSpaceDE w:val="0"/>
-              <w:autoSpaceDN w:val="0"/>
-              <w:adjustRightInd w:val="0"/>
-              <w:spacing w:before="0" w:line="240" w:lineRule="auto"/>
-              <w:rPr>
-                <w:rFonts w:ascii="Latha" w:hAnsi="Latha" w:cs="Latha"/>
-                <w:sz w:val="28"/>
-                <w:szCs w:val="28"/>
-                <w:cs/>
-                <w:lang w:bidi="ta-IN"/>
-              </w:rPr>
-            </w:pPr>
-            <w:r>
-              <w:rPr>
-                <w:rFonts w:ascii="Latha" w:hAnsi="Latha" w:cs="Latha"/>
-                <w:sz w:val="28"/>
-                <w:szCs w:val="28"/>
-                <w:cs/>
-                <w:lang w:bidi="ta-IN"/>
-              </w:rPr>
-              <w:t>ஸ</w:t>
-            </w:r>
-            <w:r>
-              <w:rPr>
-                <w:rFonts w:ascii="BRH Tamil Tab Extra" w:hAnsi="BRH Tamil Tab Extra" w:cs="Latha"/>
-                <w:b/>
-                <w:sz w:val="32"/>
-                <w:szCs w:val="28"/>
-                <w:lang w:bidi="ta-IN"/>
-              </w:rPr>
-              <w:t>…</w:t>
-            </w:r>
-            <w:r>
-              <w:rPr>
-                <w:rFonts w:ascii="Latha" w:hAnsi="Latha" w:cs="Latha"/>
-                <w:sz w:val="28"/>
-                <w:szCs w:val="28"/>
-                <w:cs/>
-                <w:lang w:bidi="ta-IN"/>
-              </w:rPr>
-              <w:t>ம்</w:t>
-            </w:r>
-            <w:r>
-              <w:rPr>
-                <w:rFonts w:ascii="BRH Devanagari Extra" w:hAnsi="BRH Devanagari Extra" w:cs="Latha"/>
-                <w:b/>
-                <w:sz w:val="36"/>
-                <w:szCs w:val="28"/>
-                <w:lang w:bidi="ta-IN"/>
-              </w:rPr>
-              <w:t>Æ</w:t>
-            </w:r>
-            <w:r>
-              <w:rPr>
-                <w:rFonts w:ascii="Latha" w:hAnsi="Latha" w:cs="Latha"/>
-                <w:sz w:val="28"/>
-                <w:szCs w:val="28"/>
-                <w:cs/>
-                <w:lang w:bidi="ta-IN"/>
-              </w:rPr>
-              <w:t>ய</w:t>
-            </w:r>
-            <w:r>
-              <w:rPr>
-                <w:rFonts w:ascii="BRH Tamil Tab Extra" w:hAnsi="BRH Tamil Tab Extra" w:cs="Latha"/>
-                <w:b/>
-                <w:sz w:val="32"/>
-                <w:szCs w:val="28"/>
-                <w:highlight w:val="yellow"/>
-                <w:lang w:bidi="ta-IN"/>
-              </w:rPr>
-              <w:t>…</w:t>
-            </w:r>
-            <w:r>
-              <w:rPr>
-                <w:rFonts w:ascii="Latha" w:hAnsi="Latha" w:cs="Latha"/>
-                <w:sz w:val="28"/>
-                <w:szCs w:val="28"/>
-                <w:highlight w:val="green"/>
-                <w:cs/>
-                <w:lang w:bidi="ta-IN"/>
-              </w:rPr>
-              <w:t>த்த்</w:t>
-            </w:r>
-            <w:r>
-              <w:rPr>
-                <w:rFonts w:ascii="Latha" w:hAnsi="Latha" w:cs="Latha"/>
-                <w:sz w:val="28"/>
-                <w:szCs w:val="28"/>
-                <w:cs/>
-                <w:lang w:bidi="ta-IN"/>
-              </w:rPr>
-              <w:t>வமதோ</w:t>
-            </w:r>
-            <w:r>
-              <w:rPr>
-                <w:rFonts w:ascii="BRH Tamil Tab Extra" w:hAnsi="BRH Tamil Tab Extra" w:cs="Latha"/>
-                <w:b/>
-                <w:sz w:val="36"/>
-                <w:szCs w:val="28"/>
-                <w:lang w:bidi="ta-IN"/>
-              </w:rPr>
-              <w:t>‡</w:t>
-            </w:r>
-            <w:r>
-              <w:rPr>
-                <w:rFonts w:ascii="Latha" w:hAnsi="Latha" w:cs="Latha"/>
-                <w:b/>
-                <w:bCs/>
-                <w:position w:val="-12"/>
-                <w:sz w:val="28"/>
-                <w:szCs w:val="28"/>
-                <w:cs/>
-                <w:lang w:bidi="ta-IN"/>
-              </w:rPr>
-              <w:t>2</w:t>
-            </w:r>
-            <w:r>
-              <w:rPr>
-                <w:rFonts w:ascii="Latha" w:hAnsi="Latha" w:cs="Latha"/>
-                <w:sz w:val="28"/>
-                <w:szCs w:val="28"/>
-                <w:lang w:bidi="ta-IN"/>
-              </w:rPr>
-              <w:t xml:space="preserve"> | </w:t>
-            </w:r>
-            <w:r>
-              <w:rPr>
-                <w:rFonts w:ascii="Latha" w:hAnsi="Latha" w:cs="Latha"/>
-                <w:sz w:val="28"/>
-                <w:szCs w:val="28"/>
-                <w:cs/>
-                <w:lang w:bidi="ta-IN"/>
-              </w:rPr>
-              <w:t>ஸ</w:t>
-            </w:r>
-            <w:r>
-              <w:rPr>
-                <w:rFonts w:ascii="BRH Tamil Tab Extra" w:hAnsi="BRH Tamil Tab Extra" w:cs="Latha"/>
-                <w:b/>
-                <w:sz w:val="32"/>
-                <w:szCs w:val="28"/>
-                <w:lang w:bidi="ta-IN"/>
-              </w:rPr>
-              <w:t>…</w:t>
-            </w:r>
-            <w:r>
-              <w:rPr>
-                <w:rFonts w:ascii="Latha" w:hAnsi="Latha" w:cs="Latha"/>
-                <w:sz w:val="28"/>
-                <w:szCs w:val="28"/>
-                <w:cs/>
-                <w:lang w:bidi="ta-IN"/>
-              </w:rPr>
-              <w:t>ம்</w:t>
-            </w:r>
-            <w:r>
-              <w:rPr>
-                <w:rFonts w:ascii="BRH Devanagari Extra" w:hAnsi="BRH Devanagari Extra" w:cs="Latha"/>
-                <w:b/>
-                <w:sz w:val="36"/>
-                <w:szCs w:val="28"/>
-                <w:lang w:bidi="ta-IN"/>
-              </w:rPr>
-              <w:t>Æ</w:t>
-            </w:r>
-            <w:r>
-              <w:rPr>
-                <w:rFonts w:ascii="Latha" w:hAnsi="Latha" w:cs="Latha"/>
-                <w:sz w:val="28"/>
-                <w:szCs w:val="28"/>
-                <w:cs/>
-                <w:lang w:bidi="ta-IN"/>
-              </w:rPr>
-              <w:t>ய</w:t>
-            </w:r>
-            <w:r>
-              <w:rPr>
-                <w:rFonts w:ascii="BRH Tamil Tab Extra" w:hAnsi="BRH Tamil Tab Extra" w:cs="Latha"/>
-                <w:b/>
-                <w:sz w:val="32"/>
-                <w:szCs w:val="28"/>
-                <w:highlight w:val="green"/>
-                <w:lang w:bidi="ta-IN"/>
-              </w:rPr>
-              <w:t>…</w:t>
-            </w:r>
-            <w:r>
-              <w:rPr>
-                <w:rFonts w:ascii="Latha" w:hAnsi="Latha" w:cs="Latha"/>
-                <w:sz w:val="28"/>
-                <w:szCs w:val="28"/>
-                <w:highlight w:val="green"/>
-                <w:cs/>
-                <w:lang w:bidi="ta-IN"/>
-              </w:rPr>
-              <w:t>த்த்</w:t>
-            </w:r>
-            <w:r>
-              <w:rPr>
-                <w:rFonts w:ascii="Latha" w:hAnsi="Latha" w:cs="Latha"/>
-                <w:sz w:val="28"/>
-                <w:szCs w:val="28"/>
-                <w:cs/>
-                <w:lang w:bidi="ta-IN"/>
-              </w:rPr>
-              <w:t>வமிதி</w:t>
-            </w:r>
-            <w:r>
-              <w:rPr>
-                <w:rFonts w:ascii="BRH Tamil Tab Extra" w:hAnsi="BRH Tamil Tab Extra" w:cs="Latha"/>
-                <w:b/>
-                <w:sz w:val="36"/>
-                <w:szCs w:val="28"/>
-                <w:lang w:bidi="ta-IN"/>
-              </w:rPr>
-              <w:t>†</w:t>
-            </w:r>
-            <w:r>
-              <w:rPr>
-                <w:rFonts w:ascii="Latha" w:hAnsi="Latha" w:cs="Latha"/>
-                <w:sz w:val="28"/>
-                <w:szCs w:val="28"/>
-                <w:lang w:bidi="ta-IN"/>
-              </w:rPr>
-              <w:t xml:space="preserve"> </w:t>
-            </w:r>
-            <w:r>
-              <w:rPr>
-                <w:rFonts w:ascii="Latha" w:hAnsi="Latha" w:cs="Latha"/>
-                <w:sz w:val="28"/>
-                <w:szCs w:val="28"/>
-                <w:cs/>
-                <w:lang w:bidi="ta-IN"/>
-              </w:rPr>
-              <w:t>ஸம்</w:t>
-            </w:r>
-            <w:r>
-              <w:rPr>
-                <w:rFonts w:ascii="BRH Devanagari Extra" w:hAnsi="BRH Devanagari Extra" w:cs="Latha"/>
-                <w:b/>
-                <w:sz w:val="36"/>
-                <w:szCs w:val="28"/>
-                <w:lang w:bidi="ta-IN"/>
-              </w:rPr>
-              <w:t>Æ</w:t>
-            </w:r>
-            <w:r>
-              <w:rPr>
-                <w:rFonts w:ascii="Latha" w:hAnsi="Latha" w:cs="Latha"/>
-                <w:sz w:val="28"/>
-                <w:szCs w:val="28"/>
-                <w:cs/>
-                <w:lang w:bidi="ta-IN"/>
-              </w:rPr>
-              <w:t>யத்</w:t>
-            </w:r>
-            <w:r>
-              <w:rPr>
-                <w:rFonts w:ascii="Latha" w:hAnsi="Latha" w:cs="Latha"/>
-                <w:sz w:val="28"/>
-                <w:szCs w:val="28"/>
-                <w:lang w:bidi="ta-IN"/>
-              </w:rPr>
-              <w:t xml:space="preserve"> - </w:t>
-            </w:r>
-            <w:r>
-              <w:rPr>
-                <w:rFonts w:ascii="Latha" w:hAnsi="Latha" w:cs="Latha"/>
-                <w:sz w:val="28"/>
-                <w:szCs w:val="28"/>
-                <w:cs/>
-                <w:lang w:bidi="ta-IN"/>
-              </w:rPr>
+              <w:lastRenderedPageBreak/>
               <w:t>த்வம்</w:t>
             </w:r>
             <w:r>
@@ -10276,7 +11144,7 @@
           <w:sz w:val="32"/>
           <w:szCs w:val="32"/>
           <w:u w:val="single"/>
-          <w:lang w:val="it-IT"/>
+          <w:lang w:val="en-IN"/>
         </w:rPr>
       </w:pPr>
       <w:r>
@@ -10286,8 +11154,9 @@
           <w:sz w:val="32"/>
           <w:szCs w:val="32"/>
           <w:u w:val="single"/>
-          <w:lang w:val="it-IT"/>
+          <w:lang w:val="en-IN"/>
         </w:rPr>
+        <w:lastRenderedPageBreak/>
         <w:t>========================</w:t>
       </w:r>
     </w:p>
@@ -10300,7 +11169,7 @@
           <w:sz w:val="32"/>
           <w:szCs w:val="32"/>
           <w:u w:val="single"/>
-          <w:lang w:val="it-IT"/>
+          <w:lang w:val="en-IN"/>
         </w:rPr>
       </w:pPr>
     </w:p>
@@ -10323,7 +11192,6 @@
           <w:szCs w:val="32"/>
           <w:u w:val="single"/>
         </w:rPr>
-        <w:lastRenderedPageBreak/>
         <w:t xml:space="preserve">TS </w:t>
       </w:r>
       <w:r>
@@ -12607,6 +13475,7 @@
                 <w:sz w:val="28"/>
                 <w:szCs w:val="32"/>
               </w:rPr>
+              <w:lastRenderedPageBreak/>
               <w:t>T.S.5.2.9.5</w:t>
             </w:r>
             <w:r>
@@ -14158,7 +15027,6 @@
           <w:szCs w:val="32"/>
           <w:u w:val="single"/>
         </w:rPr>
-        <w:lastRenderedPageBreak/>
         <w:t>============</w:t>
       </w:r>
     </w:p>
@@ -15548,6 +16416,7 @@
                 <w:sz w:val="28"/>
                 <w:szCs w:val="32"/>
               </w:rPr>
+              <w:lastRenderedPageBreak/>
               <w:t>T.S.5.2.5.5 – Kramam</w:t>
             </w:r>
           </w:p>
@@ -17285,7 +18154,6 @@
                 <w:sz w:val="28"/>
                 <w:szCs w:val="32"/>
               </w:rPr>
-              <w:lastRenderedPageBreak/>
               <w:t>T.S.5.2.8.6 – Kramam</w:t>
             </w:r>
           </w:p>
@@ -19370,6 +20238,7 @@
           <w:szCs w:val="40"/>
           <w:lang w:val="en-IN" w:eastAsia="en-IN"/>
         </w:rPr>
+        <w:lastRenderedPageBreak/>
         <w:t>"</w:t>
       </w:r>
       <w:r>

--- a/TS-Kramam/TS-5.2/TS 5.2 Tamil Krama Paatam Corrections.docx
+++ b/TS-Kramam/TS-5.2/TS 5.2 Tamil Krama Paatam Corrections.docx
@@ -10089,7 +10089,7 @@
       </w:tr>
       <w:tr>
         <w:trPr>
-          <w:trHeight w:val="1685"/>
+          <w:trHeight w:val="558"/>
         </w:trPr>
         <w:tc>
           <w:tcPr>
@@ -10383,7 +10383,6 @@
                 <w:rFonts w:ascii="Latha" w:hAnsi="Latha" w:cs="Latha"/>
                 <w:sz w:val="28"/>
                 <w:szCs w:val="28"/>
-                <w:cs/>
                 <w:lang w:bidi="ta-IN"/>
               </w:rPr>
             </w:pPr>
@@ -10639,16 +10638,51 @@
                 <w:szCs w:val="28"/>
                 <w:lang w:bidi="ta-IN"/>
               </w:rPr>
-              <w:t xml:space="preserve"> - </w:t>
-            </w:r>
-            <w:r>
-              <w:rPr>
-                <w:rFonts w:ascii="Latha" w:hAnsi="Latha" w:cs="Latha"/>
-                <w:sz w:val="28"/>
-                <w:szCs w:val="28"/>
-                <w:cs/>
-                <w:lang w:bidi="ta-IN"/>
-              </w:rPr>
+              <w:t xml:space="preserve"> </w:t>
+            </w:r>
+            <w:r>
+              <w:rPr>
+                <w:rFonts w:ascii="Latha" w:hAnsi="Latha" w:cs="Latha"/>
+                <w:sz w:val="28"/>
+                <w:szCs w:val="28"/>
+                <w:lang w:bidi="ta-IN"/>
+              </w:rPr>
+              <w:t>–</w:t>
+            </w:r>
+            <w:r>
+              <w:rPr>
+                <w:rFonts w:ascii="Latha" w:hAnsi="Latha" w:cs="Latha"/>
+                <w:sz w:val="28"/>
+                <w:szCs w:val="28"/>
+                <w:lang w:bidi="ta-IN"/>
+              </w:rPr>
+              <w:t xml:space="preserve"> </w:t>
+            </w:r>
+          </w:p>
+          <w:p>
+            <w:pPr>
+              <w:widowControl w:val="0"/>
+              <w:autoSpaceDE w:val="0"/>
+              <w:autoSpaceDN w:val="0"/>
+              <w:adjustRightInd w:val="0"/>
+              <w:spacing w:before="0" w:line="240" w:lineRule="auto"/>
+              <w:rPr>
+                <w:rFonts w:ascii="Latha" w:hAnsi="Latha" w:cs="Latha"/>
+                <w:sz w:val="28"/>
+                <w:szCs w:val="28"/>
+                <w:cs/>
+                <w:lang w:bidi="ta-IN"/>
+              </w:rPr>
+            </w:pPr>
+            <w:r>
+              <w:rPr>
+                <w:rFonts w:ascii="Latha" w:hAnsi="Latha" w:cs="Latha"/>
+                <w:sz w:val="28"/>
+                <w:szCs w:val="28"/>
+                <w:cs/>
+                <w:lang w:bidi="ta-IN"/>
+              </w:rPr>
+              <w:lastRenderedPageBreak/>
               <w:t>த்வம்</w:t>
             </w:r>
             <w:r>
@@ -10658,17 +10692,7 @@
                 <w:szCs w:val="28"/>
                 <w:lang w:bidi="ta-IN"/>
               </w:rPr>
-              <w:t xml:space="preserve"> </w:t>
-            </w:r>
-            <w:r>
-              <w:rPr>
-                <w:rFonts w:ascii="Latha" w:hAnsi="Latha" w:cs="Latha"/>
-                <w:sz w:val="28"/>
-                <w:szCs w:val="28"/>
-                <w:lang w:bidi="ta-IN"/>
-              </w:rPr>
-              <w:lastRenderedPageBreak/>
-              <w:t>|</w:t>
+              <w:t xml:space="preserve"> |</w:t>
             </w:r>
           </w:p>
         </w:tc>
@@ -10853,7 +10877,6 @@
                 <w:rFonts w:ascii="Latha" w:hAnsi="Latha" w:cs="Latha"/>
                 <w:sz w:val="28"/>
                 <w:szCs w:val="28"/>
-                <w:cs/>
                 <w:lang w:bidi="ta-IN"/>
               </w:rPr>
             </w:pPr>
@@ -11109,8 +11132,42 @@
                 <w:szCs w:val="28"/>
                 <w:lang w:bidi="ta-IN"/>
               </w:rPr>
-              <w:t xml:space="preserve"> - </w:t>
-            </w:r>
+              <w:t xml:space="preserve"> </w:t>
+            </w:r>
+            <w:r>
+              <w:rPr>
+                <w:rFonts w:ascii="Latha" w:hAnsi="Latha" w:cs="Latha"/>
+                <w:sz w:val="28"/>
+                <w:szCs w:val="28"/>
+                <w:lang w:bidi="ta-IN"/>
+              </w:rPr>
+              <w:t>–</w:t>
+            </w:r>
+            <w:r>
+              <w:rPr>
+                <w:rFonts w:ascii="Latha" w:hAnsi="Latha" w:cs="Latha"/>
+                <w:sz w:val="28"/>
+                <w:szCs w:val="28"/>
+                <w:lang w:bidi="ta-IN"/>
+              </w:rPr>
+              <w:t xml:space="preserve"> </w:t>
+            </w:r>
+          </w:p>
+          <w:p>
+            <w:pPr>
+              <w:widowControl w:val="0"/>
+              <w:autoSpaceDE w:val="0"/>
+              <w:autoSpaceDN w:val="0"/>
+              <w:adjustRightInd w:val="0"/>
+              <w:spacing w:before="0" w:line="240" w:lineRule="auto"/>
+              <w:rPr>
+                <w:rFonts w:ascii="Latha" w:hAnsi="Latha" w:cs="Latha"/>
+                <w:sz w:val="28"/>
+                <w:szCs w:val="28"/>
+                <w:cs/>
+                <w:lang w:bidi="ta-IN"/>
+              </w:rPr>
+            </w:pPr>
             <w:r>
               <w:rPr>
                 <w:rFonts w:ascii="Latha" w:hAnsi="Latha" w:cs="Latha"/>
@@ -11129,7 +11186,808 @@
                 <w:szCs w:val="28"/>
                 <w:lang w:bidi="ta-IN"/>
               </w:rPr>
+              <w:t xml:space="preserve"> </w:t>
+            </w:r>
+            <w:r>
+              <w:rPr>
+                <w:rFonts w:ascii="Latha" w:hAnsi="Latha" w:cs="Latha"/>
+                <w:sz w:val="28"/>
+                <w:szCs w:val="28"/>
+                <w:lang w:bidi="ta-IN"/>
+              </w:rPr>
               <w:t>|</w:t>
+            </w:r>
+          </w:p>
+        </w:tc>
+      </w:tr>
+      <w:tr>
+        <w:trPr>
+          <w:trHeight w:val="1044"/>
+        </w:trPr>
+        <w:tc>
+          <w:tcPr>
+            <w:tcW w:w="3906" w:type="dxa"/>
+          </w:tcPr>
+          <w:p>
+            <w:pPr>
+              <w:widowControl w:val="0"/>
+              <w:tabs>
+                <w:tab w:val="left" w:pos="993"/>
+              </w:tabs>
+              <w:autoSpaceDE w:val="0"/>
+              <w:autoSpaceDN w:val="0"/>
+              <w:adjustRightInd w:val="0"/>
+              <w:spacing w:before="0" w:line="240" w:lineRule="auto"/>
+              <w:ind w:right="297"/>
+              <w:rPr>
+                <w:rFonts w:cs="Arial"/>
+                <w:b/>
+                <w:color w:val="EE0000"/>
+                <w:sz w:val="28"/>
+                <w:szCs w:val="32"/>
+              </w:rPr>
+            </w:pPr>
+            <w:r>
+              <w:rPr>
+                <w:rFonts w:cs="Arial"/>
+                <w:b/>
+                <w:color w:val="EE0000"/>
+                <w:sz w:val="28"/>
+                <w:szCs w:val="32"/>
+              </w:rPr>
+              <w:lastRenderedPageBreak/>
+              <w:t>T.S.5.2.11.1 – Kramam</w:t>
+            </w:r>
+          </w:p>
+          <w:p>
+            <w:pPr>
+              <w:widowControl w:val="0"/>
+              <w:tabs>
+                <w:tab w:val="left" w:pos="993"/>
+              </w:tabs>
+              <w:autoSpaceDE w:val="0"/>
+              <w:autoSpaceDN w:val="0"/>
+              <w:adjustRightInd w:val="0"/>
+              <w:spacing w:before="0" w:line="240" w:lineRule="auto"/>
+              <w:ind w:right="297"/>
+              <w:rPr>
+                <w:rFonts w:cs="Arial"/>
+                <w:b/>
+                <w:color w:val="EE0000"/>
+                <w:sz w:val="28"/>
+                <w:szCs w:val="32"/>
+                <w:lang w:val="en-IN"/>
+              </w:rPr>
+            </w:pPr>
+            <w:r>
+              <w:rPr>
+                <w:rFonts w:cs="Arial"/>
+                <w:b/>
+                <w:color w:val="EE0000"/>
+                <w:sz w:val="28"/>
+                <w:szCs w:val="32"/>
+                <w:lang w:val="en-IN"/>
+              </w:rPr>
+              <w:t>Krama Vaakyam No.– 39</w:t>
+            </w:r>
+          </w:p>
+          <w:p>
+            <w:pPr>
+              <w:widowControl w:val="0"/>
+              <w:tabs>
+                <w:tab w:val="left" w:pos="993"/>
+              </w:tabs>
+              <w:autoSpaceDE w:val="0"/>
+              <w:autoSpaceDN w:val="0"/>
+              <w:adjustRightInd w:val="0"/>
+              <w:spacing w:before="0" w:line="240" w:lineRule="auto"/>
+              <w:ind w:right="297"/>
+              <w:rPr>
+                <w:rFonts w:cs="Arial"/>
+                <w:b/>
+                <w:color w:val="EE0000"/>
+                <w:sz w:val="28"/>
+                <w:szCs w:val="28"/>
+              </w:rPr>
+            </w:pPr>
+            <w:r>
+              <w:rPr>
+                <w:rFonts w:cs="Arial"/>
+                <w:b/>
+                <w:color w:val="EE0000"/>
+                <w:sz w:val="28"/>
+                <w:szCs w:val="32"/>
+                <w:lang w:val="it-IT"/>
+              </w:rPr>
+              <w:t>Panchaati No</w:t>
+            </w:r>
+            <w:r>
+              <w:rPr>
+                <w:rFonts w:cs="Arial"/>
+                <w:b/>
+                <w:color w:val="EE0000"/>
+                <w:szCs w:val="32"/>
+                <w:lang w:val="it-IT"/>
+              </w:rPr>
+              <w:t xml:space="preserve">. - </w:t>
+            </w:r>
+            <w:r>
+              <w:rPr>
+                <w:rFonts w:cs="Arial"/>
+                <w:b/>
+                <w:color w:val="EE0000"/>
+                <w:sz w:val="28"/>
+                <w:szCs w:val="32"/>
+                <w:lang w:val="it-IT"/>
+              </w:rPr>
+              <w:t>61</w:t>
+            </w:r>
+          </w:p>
+        </w:tc>
+        <w:tc>
+          <w:tcPr>
+            <w:tcW w:w="5245" w:type="dxa"/>
+          </w:tcPr>
+          <w:p>
+            <w:pPr>
+              <w:widowControl w:val="0"/>
+              <w:autoSpaceDE w:val="0"/>
+              <w:autoSpaceDN w:val="0"/>
+              <w:adjustRightInd w:val="0"/>
+              <w:spacing w:before="0" w:line="240" w:lineRule="auto"/>
+              <w:ind w:right="-90"/>
+              <w:rPr>
+                <w:rFonts w:ascii="BRH Devanagari Extra" w:hAnsi="BRH Devanagari Extra" w:cs="BRH Devanagari Extra"/>
+                <w:color w:val="EE0000"/>
+                <w:sz w:val="40"/>
+                <w:szCs w:val="40"/>
+              </w:rPr>
+            </w:pPr>
+            <w:r>
+              <w:rPr>
+                <w:rFonts w:ascii="Latha" w:hAnsi="Latha" w:cs="Latha"/>
+                <w:color w:val="EE0000"/>
+                <w:sz w:val="28"/>
+                <w:szCs w:val="28"/>
+                <w:cs/>
+                <w:lang w:bidi="ta-IN"/>
+              </w:rPr>
+              <w:t>மே</w:t>
+            </w:r>
+            <w:r>
+              <w:rPr>
+                <w:rFonts w:ascii="Latha" w:hAnsi="Latha" w:cs="Latha"/>
+                <w:color w:val="EE0000"/>
+                <w:sz w:val="28"/>
+                <w:szCs w:val="28"/>
+                <w:highlight w:val="yellow"/>
+                <w:cs/>
+                <w:lang w:bidi="ta-IN"/>
+              </w:rPr>
+              <w:t>த்</w:t>
+            </w:r>
+            <w:r>
+              <w:rPr>
+                <w:rFonts w:ascii="Latha" w:hAnsi="Latha" w:cs="Latha" w:hint="cs"/>
+                <w:b/>
+                <w:bCs/>
+                <w:color w:val="EE0000"/>
+                <w:position w:val="-12"/>
+                <w:sz w:val="28"/>
+                <w:szCs w:val="28"/>
+                <w:highlight w:val="yellow"/>
+                <w:cs/>
+                <w:lang w:bidi="ta-IN"/>
+              </w:rPr>
+              <w:t>3</w:t>
+            </w:r>
+            <w:r>
+              <w:rPr>
+                <w:rFonts w:ascii="Latha" w:hAnsi="Latha" w:cs="Latha"/>
+                <w:color w:val="EE0000"/>
+                <w:sz w:val="28"/>
+                <w:szCs w:val="28"/>
+                <w:highlight w:val="yellow"/>
+                <w:cs/>
+                <w:lang w:bidi="ta-IN"/>
+              </w:rPr>
+              <w:t>த்</w:t>
+            </w:r>
+            <w:r>
+              <w:rPr>
+                <w:rFonts w:ascii="Latha" w:hAnsi="Latha" w:cs="Latha"/>
+                <w:b/>
+                <w:bCs/>
+                <w:color w:val="EE0000"/>
+                <w:position w:val="-12"/>
+                <w:sz w:val="28"/>
+                <w:szCs w:val="28"/>
+                <w:cs/>
+                <w:lang w:bidi="ta-IN"/>
+              </w:rPr>
+              <w:t>4</w:t>
+            </w:r>
+            <w:r>
+              <w:rPr>
+                <w:rFonts w:ascii="Latha" w:hAnsi="Latha" w:cs="Latha"/>
+                <w:color w:val="EE0000"/>
+                <w:sz w:val="28"/>
+                <w:szCs w:val="28"/>
+                <w:cs/>
+                <w:lang w:bidi="ta-IN"/>
+              </w:rPr>
+              <w:t>யா</w:t>
+            </w:r>
+            <w:r>
+              <w:rPr>
+                <w:rFonts w:ascii="BRH Tamil Tab Extra" w:hAnsi="BRH Tamil Tab Extra" w:cs="Latha"/>
+                <w:b/>
+                <w:color w:val="EE0000"/>
+                <w:sz w:val="36"/>
+                <w:szCs w:val="28"/>
+                <w:lang w:bidi="ta-IN"/>
+              </w:rPr>
+              <w:t>†</w:t>
+            </w:r>
+            <w:r>
+              <w:rPr>
+                <w:rFonts w:ascii="Latha" w:hAnsi="Latha" w:cs="Latha"/>
+                <w:color w:val="EE0000"/>
+                <w:sz w:val="28"/>
+                <w:szCs w:val="28"/>
+                <w:lang w:bidi="ta-IN"/>
+              </w:rPr>
+              <w:t xml:space="preserve"> </w:t>
+            </w:r>
+            <w:r>
+              <w:rPr>
+                <w:rFonts w:ascii="Latha" w:hAnsi="Latha" w:cs="Latha"/>
+                <w:color w:val="EE0000"/>
+                <w:sz w:val="28"/>
+                <w:szCs w:val="28"/>
+                <w:cs/>
+                <w:lang w:bidi="ta-IN"/>
+              </w:rPr>
+              <w:t>வி</w:t>
+            </w:r>
+            <w:r>
+              <w:rPr>
+                <w:rFonts w:ascii="BRH Tamil Tab Extra" w:hAnsi="BRH Tamil Tab Extra" w:cs="Latha"/>
+                <w:b/>
+                <w:color w:val="EE0000"/>
+                <w:sz w:val="32"/>
+                <w:szCs w:val="28"/>
+                <w:lang w:bidi="ta-IN"/>
+              </w:rPr>
+              <w:t>…</w:t>
+            </w:r>
+            <w:r>
+              <w:rPr>
+                <w:rFonts w:ascii="Latha" w:hAnsi="Latha" w:cs="Latha"/>
+                <w:color w:val="EE0000"/>
+                <w:sz w:val="28"/>
+                <w:szCs w:val="28"/>
+                <w:cs/>
+                <w:lang w:bidi="ta-IN"/>
+              </w:rPr>
+              <w:t>த்</w:t>
+            </w:r>
+            <w:r>
+              <w:rPr>
+                <w:rFonts w:ascii="Latha" w:hAnsi="Latha" w:cs="Latha"/>
+                <w:b/>
+                <w:bCs/>
+                <w:color w:val="EE0000"/>
+                <w:position w:val="-12"/>
+                <w:sz w:val="28"/>
+                <w:szCs w:val="28"/>
+                <w:cs/>
+                <w:lang w:bidi="ta-IN"/>
+              </w:rPr>
+              <w:t>3</w:t>
+            </w:r>
+            <w:r>
+              <w:rPr>
+                <w:rFonts w:ascii="Latha" w:hAnsi="Latha" w:cs="Latha"/>
+                <w:color w:val="EE0000"/>
+                <w:sz w:val="28"/>
+                <w:szCs w:val="28"/>
+                <w:cs/>
+                <w:lang w:bidi="ta-IN"/>
+              </w:rPr>
+              <w:t>யுத</w:t>
+            </w:r>
+            <w:r>
+              <w:rPr>
+                <w:rFonts w:ascii="BRH Tamil Tab Extra" w:hAnsi="BRH Tamil Tab Extra" w:cs="Latha"/>
+                <w:b/>
+                <w:color w:val="EE0000"/>
+                <w:sz w:val="36"/>
+                <w:szCs w:val="28"/>
+                <w:lang w:bidi="ta-IN"/>
+              </w:rPr>
+              <w:t>†</w:t>
+            </w:r>
+            <w:r>
+              <w:rPr>
+                <w:rFonts w:ascii="Latha" w:hAnsi="Latha" w:cs="Latha"/>
+                <w:b/>
+                <w:bCs/>
+                <w:color w:val="EE0000"/>
+                <w:sz w:val="32"/>
+                <w:szCs w:val="32"/>
+                <w:cs/>
+                <w:lang w:bidi="ta-IN"/>
+              </w:rPr>
+              <w:t>:</w:t>
+            </w:r>
+            <w:r>
+              <w:rPr>
+                <w:rFonts w:ascii="Latha" w:hAnsi="Latha" w:cs="Latha"/>
+                <w:color w:val="EE0000"/>
+                <w:sz w:val="28"/>
+                <w:szCs w:val="28"/>
+                <w:lang w:bidi="ta-IN"/>
+              </w:rPr>
+              <w:t xml:space="preserve"> | </w:t>
+            </w:r>
+            <w:r>
+              <w:rPr>
+                <w:rFonts w:ascii="Latha" w:hAnsi="Latha" w:cs="Latha"/>
+                <w:color w:val="EE0000"/>
+                <w:sz w:val="28"/>
+                <w:szCs w:val="28"/>
+                <w:cs/>
+                <w:lang w:bidi="ta-IN"/>
+              </w:rPr>
+              <w:t>வி</w:t>
+            </w:r>
+            <w:r>
+              <w:rPr>
+                <w:rFonts w:ascii="BRH Tamil Tab Extra" w:hAnsi="BRH Tamil Tab Extra" w:cs="Latha"/>
+                <w:b/>
+                <w:color w:val="EE0000"/>
+                <w:sz w:val="32"/>
+                <w:szCs w:val="28"/>
+                <w:lang w:bidi="ta-IN"/>
+              </w:rPr>
+              <w:t>…</w:t>
+            </w:r>
+            <w:r>
+              <w:rPr>
+                <w:rFonts w:ascii="Latha" w:hAnsi="Latha" w:cs="Latha"/>
+                <w:color w:val="EE0000"/>
+                <w:sz w:val="28"/>
+                <w:szCs w:val="28"/>
+                <w:cs/>
+                <w:lang w:bidi="ta-IN"/>
+              </w:rPr>
+              <w:t>த்</w:t>
+            </w:r>
+            <w:r>
+              <w:rPr>
+                <w:rFonts w:ascii="Latha" w:hAnsi="Latha" w:cs="Latha"/>
+                <w:b/>
+                <w:bCs/>
+                <w:color w:val="EE0000"/>
+                <w:position w:val="-12"/>
+                <w:sz w:val="28"/>
+                <w:szCs w:val="28"/>
+                <w:cs/>
+                <w:lang w:bidi="ta-IN"/>
+              </w:rPr>
+              <w:t>3</w:t>
+            </w:r>
+            <w:r>
+              <w:rPr>
+                <w:rFonts w:ascii="Latha" w:hAnsi="Latha" w:cs="Latha"/>
+                <w:color w:val="EE0000"/>
+                <w:sz w:val="28"/>
+                <w:szCs w:val="28"/>
+                <w:cs/>
+                <w:lang w:bidi="ta-IN"/>
+              </w:rPr>
+              <w:t>யுதோ</w:t>
+            </w:r>
+            <w:r>
+              <w:rPr>
+                <w:rFonts w:ascii="BRH Tamil Tab Extra" w:hAnsi="BRH Tamil Tab Extra" w:cs="Latha"/>
+                <w:b/>
+                <w:color w:val="EE0000"/>
+                <w:sz w:val="32"/>
+                <w:szCs w:val="28"/>
+                <w:lang w:bidi="ta-IN"/>
+              </w:rPr>
+              <w:t>…</w:t>
+            </w:r>
+            <w:r>
+              <w:rPr>
+                <w:rFonts w:ascii="Latha" w:hAnsi="Latha" w:cs="Latha"/>
+                <w:color w:val="EE0000"/>
+                <w:sz w:val="28"/>
+                <w:szCs w:val="28"/>
+                <w:lang w:bidi="ta-IN"/>
+              </w:rPr>
+              <w:t xml:space="preserve"> </w:t>
+            </w:r>
+            <w:r>
+              <w:rPr>
+                <w:rFonts w:ascii="Latha" w:hAnsi="Latha" w:cs="Latha"/>
+                <w:color w:val="EE0000"/>
+                <w:sz w:val="28"/>
+                <w:szCs w:val="28"/>
+                <w:cs/>
+                <w:lang w:bidi="ta-IN"/>
+              </w:rPr>
+              <w:t>வாச</w:t>
+            </w:r>
+            <w:r>
+              <w:rPr>
+                <w:rFonts w:ascii="BRH Tamil Tab Extra" w:hAnsi="BRH Tamil Tab Extra" w:cs="Latha"/>
+                <w:b/>
+                <w:color w:val="EE0000"/>
+                <w:sz w:val="36"/>
+                <w:szCs w:val="28"/>
+                <w:lang w:bidi="ta-IN"/>
+              </w:rPr>
+              <w:t>†</w:t>
+            </w:r>
+            <w:r>
+              <w:rPr>
+                <w:rFonts w:ascii="Latha" w:hAnsi="Latha" w:cs="Latha"/>
+                <w:b/>
+                <w:bCs/>
+                <w:color w:val="EE0000"/>
+                <w:sz w:val="32"/>
+                <w:szCs w:val="32"/>
+                <w:cs/>
+                <w:lang w:bidi="ta-IN"/>
+              </w:rPr>
+              <w:t>:</w:t>
+            </w:r>
+            <w:r>
+              <w:rPr>
+                <w:rFonts w:ascii="Latha" w:hAnsi="Latha" w:cs="Latha"/>
+                <w:color w:val="EE0000"/>
+                <w:sz w:val="28"/>
+                <w:szCs w:val="28"/>
+                <w:lang w:bidi="ta-IN"/>
+              </w:rPr>
+              <w:t xml:space="preserve"> |</w:t>
+            </w:r>
+          </w:p>
+        </w:tc>
+        <w:tc>
+          <w:tcPr>
+            <w:tcW w:w="5386" w:type="dxa"/>
+          </w:tcPr>
+          <w:p>
+            <w:pPr>
+              <w:widowControl w:val="0"/>
+              <w:autoSpaceDE w:val="0"/>
+              <w:autoSpaceDN w:val="0"/>
+              <w:adjustRightInd w:val="0"/>
+              <w:spacing w:before="0" w:line="240" w:lineRule="auto"/>
+              <w:ind w:right="-90"/>
+              <w:rPr>
+                <w:rFonts w:ascii="Latha" w:hAnsi="Latha" w:cs="Latha"/>
+                <w:color w:val="EE0000"/>
+                <w:sz w:val="28"/>
+                <w:szCs w:val="28"/>
+                <w:lang w:bidi="ta-IN"/>
+              </w:rPr>
+            </w:pPr>
+            <w:r>
+              <w:rPr>
+                <w:rFonts w:ascii="Latha" w:hAnsi="Latha" w:cs="Latha"/>
+                <w:color w:val="EE0000"/>
+                <w:sz w:val="28"/>
+                <w:szCs w:val="28"/>
+                <w:cs/>
+                <w:lang w:bidi="ta-IN"/>
+              </w:rPr>
+              <w:t>மே</w:t>
+            </w:r>
+            <w:r>
+              <w:rPr>
+                <w:rFonts w:ascii="Latha" w:hAnsi="Latha" w:cs="Latha"/>
+                <w:color w:val="EE0000"/>
+                <w:sz w:val="28"/>
+                <w:szCs w:val="28"/>
+                <w:highlight w:val="green"/>
+                <w:cs/>
+                <w:lang w:bidi="ta-IN"/>
+              </w:rPr>
+              <w:t>க்</w:t>
+            </w:r>
+            <w:r>
+              <w:rPr>
+                <w:rFonts w:ascii="Latha" w:hAnsi="Latha" w:cs="Latha"/>
+                <w:b/>
+                <w:bCs/>
+                <w:color w:val="EE0000"/>
+                <w:position w:val="-12"/>
+                <w:sz w:val="28"/>
+                <w:szCs w:val="28"/>
+                <w:highlight w:val="green"/>
+                <w:cs/>
+                <w:lang w:bidi="ta-IN"/>
+              </w:rPr>
+              <w:t>4</w:t>
+            </w:r>
+            <w:r>
+              <w:rPr>
+                <w:rFonts w:ascii="Latha" w:hAnsi="Latha" w:cs="Latha"/>
+                <w:color w:val="EE0000"/>
+                <w:sz w:val="28"/>
+                <w:szCs w:val="28"/>
+                <w:highlight w:val="green"/>
+                <w:cs/>
+                <w:lang w:bidi="ta-IN"/>
+              </w:rPr>
+              <w:t>யா</w:t>
+            </w:r>
+            <w:r>
+              <w:rPr>
+                <w:rFonts w:ascii="BRH Tamil Tab Extra" w:hAnsi="BRH Tamil Tab Extra" w:cs="Latha"/>
+                <w:b/>
+                <w:color w:val="EE0000"/>
+                <w:sz w:val="36"/>
+                <w:szCs w:val="28"/>
+                <w:lang w:bidi="ta-IN"/>
+              </w:rPr>
+              <w:t>†</w:t>
+            </w:r>
+            <w:r>
+              <w:rPr>
+                <w:rFonts w:ascii="Latha" w:hAnsi="Latha" w:cs="Latha"/>
+                <w:color w:val="EE0000"/>
+                <w:sz w:val="28"/>
+                <w:szCs w:val="28"/>
+                <w:lang w:bidi="ta-IN"/>
+              </w:rPr>
+              <w:t xml:space="preserve"> </w:t>
+            </w:r>
+            <w:r>
+              <w:rPr>
+                <w:rFonts w:ascii="Latha" w:hAnsi="Latha" w:cs="Latha"/>
+                <w:color w:val="EE0000"/>
+                <w:sz w:val="28"/>
+                <w:szCs w:val="28"/>
+                <w:cs/>
+                <w:lang w:bidi="ta-IN"/>
+              </w:rPr>
+              <w:t>வி</w:t>
+            </w:r>
+            <w:r>
+              <w:rPr>
+                <w:rFonts w:ascii="BRH Tamil Tab Extra" w:hAnsi="BRH Tamil Tab Extra" w:cs="Latha"/>
+                <w:b/>
+                <w:color w:val="EE0000"/>
+                <w:sz w:val="32"/>
+                <w:szCs w:val="28"/>
+                <w:lang w:bidi="ta-IN"/>
+              </w:rPr>
+              <w:t>…</w:t>
+            </w:r>
+            <w:r>
+              <w:rPr>
+                <w:rFonts w:ascii="Latha" w:hAnsi="Latha" w:cs="Latha"/>
+                <w:color w:val="EE0000"/>
+                <w:sz w:val="28"/>
+                <w:szCs w:val="28"/>
+                <w:cs/>
+                <w:lang w:bidi="ta-IN"/>
+              </w:rPr>
+              <w:t>த்</w:t>
+            </w:r>
+            <w:r>
+              <w:rPr>
+                <w:rFonts w:ascii="Latha" w:hAnsi="Latha" w:cs="Latha"/>
+                <w:b/>
+                <w:bCs/>
+                <w:color w:val="EE0000"/>
+                <w:position w:val="-12"/>
+                <w:sz w:val="28"/>
+                <w:szCs w:val="28"/>
+                <w:cs/>
+                <w:lang w:bidi="ta-IN"/>
+              </w:rPr>
+              <w:t>3</w:t>
+            </w:r>
+            <w:r>
+              <w:rPr>
+                <w:rFonts w:ascii="Latha" w:hAnsi="Latha" w:cs="Latha"/>
+                <w:color w:val="EE0000"/>
+                <w:sz w:val="28"/>
+                <w:szCs w:val="28"/>
+                <w:cs/>
+                <w:lang w:bidi="ta-IN"/>
+              </w:rPr>
+              <w:t>யுத</w:t>
+            </w:r>
+            <w:r>
+              <w:rPr>
+                <w:rFonts w:ascii="BRH Tamil Tab Extra" w:hAnsi="BRH Tamil Tab Extra" w:cs="Latha"/>
+                <w:b/>
+                <w:color w:val="EE0000"/>
+                <w:sz w:val="36"/>
+                <w:szCs w:val="28"/>
+                <w:lang w:bidi="ta-IN"/>
+              </w:rPr>
+              <w:t>†</w:t>
+            </w:r>
+            <w:r>
+              <w:rPr>
+                <w:rFonts w:ascii="Latha" w:hAnsi="Latha" w:cs="Latha"/>
+                <w:b/>
+                <w:bCs/>
+                <w:color w:val="EE0000"/>
+                <w:sz w:val="32"/>
+                <w:szCs w:val="32"/>
+                <w:cs/>
+                <w:lang w:bidi="ta-IN"/>
+              </w:rPr>
+              <w:t>:</w:t>
+            </w:r>
+            <w:r>
+              <w:rPr>
+                <w:rFonts w:ascii="Latha" w:hAnsi="Latha" w:cs="Latha"/>
+                <w:color w:val="EE0000"/>
+                <w:sz w:val="28"/>
+                <w:szCs w:val="28"/>
+                <w:lang w:bidi="ta-IN"/>
+              </w:rPr>
+              <w:t xml:space="preserve"> | </w:t>
+            </w:r>
+          </w:p>
+          <w:p>
+            <w:pPr>
+              <w:widowControl w:val="0"/>
+              <w:autoSpaceDE w:val="0"/>
+              <w:autoSpaceDN w:val="0"/>
+              <w:adjustRightInd w:val="0"/>
+              <w:spacing w:before="0" w:line="240" w:lineRule="auto"/>
+              <w:ind w:right="-90"/>
+              <w:rPr>
+                <w:rFonts w:ascii="BRH Devanagari Extra" w:hAnsi="BRH Devanagari Extra" w:cs="BRH Devanagari Extra"/>
+                <w:color w:val="EE0000"/>
+                <w:sz w:val="40"/>
+                <w:szCs w:val="40"/>
+              </w:rPr>
+            </w:pPr>
+            <w:r>
+              <w:rPr>
+                <w:rFonts w:ascii="Latha" w:hAnsi="Latha" w:cs="Latha"/>
+                <w:color w:val="EE0000"/>
+                <w:sz w:val="28"/>
+                <w:szCs w:val="28"/>
+                <w:cs/>
+                <w:lang w:bidi="ta-IN"/>
+              </w:rPr>
+              <w:t>வி</w:t>
+            </w:r>
+            <w:r>
+              <w:rPr>
+                <w:rFonts w:ascii="BRH Tamil Tab Extra" w:hAnsi="BRH Tamil Tab Extra" w:cs="Latha"/>
+                <w:b/>
+                <w:color w:val="EE0000"/>
+                <w:sz w:val="32"/>
+                <w:szCs w:val="28"/>
+                <w:lang w:bidi="ta-IN"/>
+              </w:rPr>
+              <w:t>…</w:t>
+            </w:r>
+            <w:r>
+              <w:rPr>
+                <w:rFonts w:ascii="Latha" w:hAnsi="Latha" w:cs="Latha"/>
+                <w:color w:val="EE0000"/>
+                <w:sz w:val="28"/>
+                <w:szCs w:val="28"/>
+                <w:cs/>
+                <w:lang w:bidi="ta-IN"/>
+              </w:rPr>
+              <w:t>த்</w:t>
+            </w:r>
+            <w:r>
+              <w:rPr>
+                <w:rFonts w:ascii="Latha" w:hAnsi="Latha" w:cs="Latha"/>
+                <w:b/>
+                <w:bCs/>
+                <w:color w:val="EE0000"/>
+                <w:position w:val="-12"/>
+                <w:sz w:val="28"/>
+                <w:szCs w:val="28"/>
+                <w:cs/>
+                <w:lang w:bidi="ta-IN"/>
+              </w:rPr>
+              <w:t>3</w:t>
+            </w:r>
+            <w:r>
+              <w:rPr>
+                <w:rFonts w:ascii="Latha" w:hAnsi="Latha" w:cs="Latha"/>
+                <w:color w:val="EE0000"/>
+                <w:sz w:val="28"/>
+                <w:szCs w:val="28"/>
+                <w:cs/>
+                <w:lang w:bidi="ta-IN"/>
+              </w:rPr>
+              <w:t>யுதோ</w:t>
+            </w:r>
+            <w:r>
+              <w:rPr>
+                <w:rFonts w:ascii="BRH Tamil Tab Extra" w:hAnsi="BRH Tamil Tab Extra" w:cs="Latha"/>
+                <w:b/>
+                <w:color w:val="EE0000"/>
+                <w:sz w:val="32"/>
+                <w:szCs w:val="28"/>
+                <w:lang w:bidi="ta-IN"/>
+              </w:rPr>
+              <w:t>…</w:t>
+            </w:r>
+            <w:r>
+              <w:rPr>
+                <w:rFonts w:ascii="Latha" w:hAnsi="Latha" w:cs="Latha"/>
+                <w:color w:val="EE0000"/>
+                <w:sz w:val="28"/>
+                <w:szCs w:val="28"/>
+                <w:lang w:bidi="ta-IN"/>
+              </w:rPr>
+              <w:t xml:space="preserve"> </w:t>
+            </w:r>
+            <w:r>
+              <w:rPr>
+                <w:rFonts w:ascii="Latha" w:hAnsi="Latha" w:cs="Latha"/>
+                <w:color w:val="EE0000"/>
+                <w:sz w:val="28"/>
+                <w:szCs w:val="28"/>
+                <w:cs/>
+                <w:lang w:bidi="ta-IN"/>
+              </w:rPr>
+              <w:t>வாச</w:t>
+            </w:r>
+            <w:r>
+              <w:rPr>
+                <w:rFonts w:ascii="BRH Tamil Tab Extra" w:hAnsi="BRH Tamil Tab Extra" w:cs="Latha"/>
+                <w:b/>
+                <w:color w:val="EE0000"/>
+                <w:sz w:val="36"/>
+                <w:szCs w:val="28"/>
+                <w:lang w:bidi="ta-IN"/>
+              </w:rPr>
+              <w:t>†</w:t>
+            </w:r>
+            <w:r>
+              <w:rPr>
+                <w:rFonts w:ascii="Latha" w:hAnsi="Latha" w:cs="Latha"/>
+                <w:b/>
+                <w:bCs/>
+                <w:color w:val="EE0000"/>
+                <w:sz w:val="32"/>
+                <w:szCs w:val="32"/>
+                <w:cs/>
+                <w:lang w:bidi="ta-IN"/>
+              </w:rPr>
+              <w:t>:</w:t>
+            </w:r>
+            <w:r>
+              <w:rPr>
+                <w:rFonts w:ascii="Latha" w:hAnsi="Latha" w:cs="Latha"/>
+                <w:color w:val="EE0000"/>
+                <w:sz w:val="28"/>
+                <w:szCs w:val="28"/>
+                <w:lang w:bidi="ta-IN"/>
+              </w:rPr>
+              <w:t xml:space="preserve"> | </w:t>
+            </w:r>
+            <w:r>
+              <w:rPr>
+                <w:rFonts w:cs="Arial"/>
+                <w:color w:val="EE0000"/>
+                <w:sz w:val="40"/>
+                <w:szCs w:val="40"/>
+              </w:rPr>
+              <w:t>(it is gha)</w:t>
             </w:r>
           </w:p>
         </w:tc>
@@ -11156,7 +12014,6 @@
           <w:u w:val="single"/>
           <w:lang w:val="en-IN"/>
         </w:rPr>
-        <w:lastRenderedPageBreak/>
         <w:t>========================</w:t>
       </w:r>
     </w:p>
